--- a/Tài Liệu/1.BIACHINH.docx
+++ b/Tài Liệu/1.BIACHINH.docx
@@ -20034,8 +20034,6 @@
           <w:szCs w:val="36"/>
         </w:rPr>
       </w:pPr>
-      <w:bookmarkStart w:id="0" w:name="_GoBack"/>
-      <w:bookmarkEnd w:id="0"/>
       <w:r>
         <w:rPr>
           <w:b/>
@@ -20396,8 +20394,8 @@
           <w:color w:val="000000"/>
         </w:rPr>
       </w:pPr>
-      <w:bookmarkStart w:id="1" w:name="_gjdgxs" w:colFirst="0" w:colLast="0"/>
-      <w:bookmarkEnd w:id="1"/>
+      <w:bookmarkStart w:id="0" w:name="_gjdgxs" w:colFirst="0" w:colLast="0"/>
+      <w:bookmarkEnd w:id="0"/>
       <w:r>
         <w:rPr>
           <w:color w:val="000000"/>
@@ -20596,20 +20594,31 @@
       <w:pPr>
         <w:widowControl/>
         <w:spacing w:before="120" w:after="120"/>
-        <w:ind w:left="2475"/>
+        <w:ind w:left="2475" w:hanging="1482"/>
+        <w:jc w:val="center"/>
         <w:rPr>
           <w:b/>
           <w:sz w:val="28"/>
           <w:szCs w:val="28"/>
         </w:rPr>
       </w:pPr>
+      <w:bookmarkStart w:id="1" w:name="_GoBack"/>
       <w:r>
         <w:rPr>
           <w:b/>
           <w:sz w:val="28"/>
           <w:szCs w:val="28"/>
         </w:rPr>
-        <w:t xml:space="preserve">                  Đà Nẵng, </w:t>
+        <w:t xml:space="preserve">Đà Nẵng, </w:t>
+      </w:r>
+      <w:r>
+        <w:rPr>
+          <w:b/>
+          <w:sz w:val="28"/>
+          <w:szCs w:val="28"/>
+          <w:lang w:val="vi-VN"/>
+        </w:rPr>
+        <w:t xml:space="preserve">tháng 05 năm </w:t>
       </w:r>
       <w:r>
         <w:rPr>
@@ -20620,6 +20629,7 @@
         </w:rPr>
         <w:t>2026</w:t>
       </w:r>
+      <w:bookmarkEnd w:id="1"/>
     </w:p>
     <w:sectPr>
       <w:pgSz w:w="11900" w:h="16840"/>

--- a/Tài Liệu/1.BIACHINH.docx
+++ b/Tài Liệu/1.BIACHINH.docx
@@ -1,6 +1,6 @@
 
 <file path=word/document.xml><?xml version="1.0" encoding="utf-8"?>
-<w:document xmlns:wpc="http://schemas.microsoft.com/office/word/2010/wordprocessingCanvas" xmlns:cx="http://schemas.microsoft.com/office/drawing/2014/chartex" xmlns:mc="http://schemas.openxmlformats.org/markup-compatibility/2006" xmlns:o="urn:schemas-microsoft-com:office:office" xmlns:r="http://schemas.openxmlformats.org/officeDocument/2006/relationships" xmlns:m="http://schemas.openxmlformats.org/officeDocument/2006/math" xmlns:v="urn:schemas-microsoft-com:vml" xmlns:wp14="http://schemas.microsoft.com/office/word/2010/wordprocessingDrawing" xmlns:wp="http://schemas.openxmlformats.org/drawingml/2006/wordprocessingDrawing" xmlns:w10="urn:schemas-microsoft-com:office:word" xmlns:w="http://schemas.openxmlformats.org/wordprocessingml/2006/main" xmlns:w14="http://schemas.microsoft.com/office/word/2010/wordml" xmlns:w15="http://schemas.microsoft.com/office/word/2012/wordml" xmlns:w16se="http://schemas.microsoft.com/office/word/2015/wordml/symex" xmlns:wpg="http://schemas.microsoft.com/office/word/2010/wordprocessingGroup" xmlns:wpi="http://schemas.microsoft.com/office/word/2010/wordprocessingInk" xmlns:wne="http://schemas.microsoft.com/office/word/2006/wordml" xmlns:wps="http://schemas.microsoft.com/office/word/2010/wordprocessingShape" mc:Ignorable="w14 w15 w16se wp14">
+<w:document xmlns:wpc="http://schemas.microsoft.com/office/word/2010/wordprocessingCanvas" xmlns:mc="http://schemas.openxmlformats.org/markup-compatibility/2006" xmlns:o="urn:schemas-microsoft-com:office:office" xmlns:r="http://schemas.openxmlformats.org/officeDocument/2006/relationships" xmlns:m="http://schemas.openxmlformats.org/officeDocument/2006/math" xmlns:v="urn:schemas-microsoft-com:vml" xmlns:wp14="http://schemas.microsoft.com/office/word/2010/wordprocessingDrawing" xmlns:wp="http://schemas.openxmlformats.org/drawingml/2006/wordprocessingDrawing" xmlns:w10="urn:schemas-microsoft-com:office:word" xmlns:w="http://schemas.openxmlformats.org/wordprocessingml/2006/main" xmlns:w14="http://schemas.microsoft.com/office/word/2010/wordml" xmlns:wpg="http://schemas.microsoft.com/office/word/2010/wordprocessingGroup" xmlns:wpi="http://schemas.microsoft.com/office/word/2010/wordprocessingInk" xmlns:wne="http://schemas.microsoft.com/office/word/2006/wordml" xmlns:wps="http://schemas.microsoft.com/office/word/2010/wordprocessingShape" mc:Ignorable="w14 wp14">
   <w:body>
     <w:p>
       <w:pPr>
@@ -16,7 +16,6 @@
           <w:noProof/>
           <w:sz w:val="36"/>
           <w:szCs w:val="36"/>
-          <w:lang w:val="vi-VN" w:eastAsia="vi-VN"/>
         </w:rPr>
         <mc:AlternateContent>
           <mc:Choice Requires="wpg">
@@ -19763,7 +19762,7 @@
               </wp:anchor>
             </w:drawing>
           </mc:Choice>
-          <mc:Fallback>
+          <mc:Fallback xmlns:w16se="http://schemas.microsoft.com/office/word/2015/wordml/symex" xmlns:w15="http://schemas.microsoft.com/office/word/2012/wordml" xmlns:cx="http://schemas.microsoft.com/office/drawing/2014/chartex">
             <w:pict>
               <v:group w14:anchorId="091B6969" id="Group 3" o:spid="_x0000_s1026" style="position:absolute;margin-left:-34.95pt;margin-top:-41.4pt;width:525.8pt;height:791.4pt;z-index:251659264" coordorigin="1625,1003" coordsize="9158,14683" o:gfxdata="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">
                 <v:shape id="Freeform: Shape 1953639942" o:spid="_x0000_s1027" style="position:absolute;left:9329;top:1003;width:821;height:854;visibility:visible;mso-wrap-style:square;v-text-anchor:middle" coordsize="821,854" o:gfxdata="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" path="m446,110l427,100,408,96r-15,4l379,100r-14,5l350,110r-14,5l321,110r5,14l331,148r10,29l355,201r19,29l403,254r24,19l461,283r28,9l518,307r29,14l571,340r24,29l614,398r19,34l648,465r14,34l672,532r9,39l686,609r5,39l686,681r,34l677,748r-5,20l662,782r-9,14l643,806r-10,10l624,820r-5,5l614,825r-14,l590,825r-19,-5l557,811,537,796,523,777,513,753r-4,-38l499,676,489,638r-9,-34l461,571,446,542,422,518,403,499,379,484,355,470,331,460r-29,l278,465r-24,5l230,484r-19,20l187,532r-10,24l173,580r,24l173,624r-24,4l125,628,96,624,72,609,48,590,33,561,24,528r,-44l29,460r9,-19l48,427,62,417r15,l96,417r14,l125,422r19,14l149,460r,24l144,504r-10,9l125,513r-5,-9l125,484r-5,-19l110,475,96,489r-5,15l91,518r5,10l105,537r5,5l120,547r9,5l139,552r10,-10l153,532r10,-9l168,504r5,-20l173,465r-5,-19l163,427,149,408,129,393r-24,-9l86,379r-24,5l43,388,29,403,14,422,9,446,,480r,38l5,552r14,33l38,614r24,19l96,652r38,l187,648r10,24l216,691r29,19l269,724r24,5l317,734r19,-10l350,705r5,-29l355,648r-5,-24l336,609r-5,-5l321,604r-9,l302,609r-9,5l283,619r-5,9l273,633r5,15l278,652r5,-4l293,643r9,-10l312,628r9,5l331,638r5,10l336,662r,14l331,691r-5,9l312,705r-15,l278,705r-19,-5l240,681,221,662,206,638r-5,-14l197,604r,-19l201,566r5,-19l221,528r19,-15l269,499r-5,19l264,532r,10l264,552r,l269,542r9,-10l293,523r19,-5l331,513r19,l369,513r15,5l403,532r19,15l437,566r24,43l475,657r10,48l494,753r19,43l533,825r33,19l609,854r39,-10l677,830r24,-29l725,768r14,-48l749,662r4,-62l753,528r-4,-24l744,470,734,441,720,408,710,379,696,350,681,326,667,312,657,297r-9,-19l638,259r-5,-19l629,220r,-19l624,182r,-10l633,158r10,43l657,244r20,39l696,326r19,34l734,398r15,34l758,465r10,-19l792,427r14,-19l816,388r5,-19l816,350,806,331,792,312,773,297,758,283r-5,-10l749,259r4,-10l758,240r10,-5l777,225r15,-5l801,216r5,-15l811,182r5,-19l811,144r-5,-24l792,100,777,86,758,76r-14,l729,76r-9,10l710,96r-9,14l691,120r-5,14l681,115r,-15l677,86,672,72,667,62,657,57r-9,-5l638,52r-9,l619,57,609,67r-14,9l590,91r-9,14l576,124r-5,24l571,120,566,96,561,76,557,57,547,52r-5,-4l533,43r-10,5l513,43r-9,l494,43,480,38,470,33r-9,-5l456,14,451,,437,24r4,28l446,76r10,24l465,115r15,9l494,144r15,14l518,172r10,15l542,201r5,10l552,220r-5,10l537,230r-9,-14l518,206r-9,-14l499,177,489,158,475,144,465,124r-9,-9l446,110xe" fillcolor="#005196" stroked="f">
@@ -20083,7 +20082,6 @@
           <w:noProof/>
           <w:sz w:val="28"/>
           <w:szCs w:val="28"/>
-          <w:lang w:val="vi-VN" w:eastAsia="vi-VN"/>
         </w:rPr>
         <w:drawing>
           <wp:inline distT="0" distB="0" distL="0" distR="0" wp14:anchorId="6A0751D2" wp14:editId="35DAD4C9">
@@ -20099,7 +20097,7 @@
                     <pic:cNvPicPr preferRelativeResize="0"/>
                   </pic:nvPicPr>
                   <pic:blipFill>
-                    <a:blip r:embed="rId5"/>
+                    <a:blip r:embed="rId6"/>
                     <a:srcRect/>
                     <a:stretch>
                       <a:fillRect/>
@@ -20458,6 +20456,12 @@
       </w:r>
       <w:r>
         <w:rPr>
+          <w:color w:val="000000"/>
+        </w:rPr>
+        <w:t xml:space="preserve"> </w:t>
+      </w:r>
+      <w:r>
+        <w:rPr>
           <w:rFonts w:eastAsia="Calibri"/>
           <w:lang w:val="vi-VN"/>
         </w:rPr>
@@ -20552,14 +20556,35 @@
           <w:color w:val="000000"/>
           <w:lang w:val="vi-VN"/>
         </w:rPr>
-        <w:t xml:space="preserve">Trần Thị Mai Yên          </w:t>
+        <w:t xml:space="preserve">Trần Thị Mai Yên       </w:t>
+      </w:r>
+      <w:r>
+        <w:rPr>
+          <w:color w:val="000000"/>
+          <w:lang w:val="vi-VN"/>
+        </w:rPr>
+        <w:t xml:space="preserve"> </w:t>
       </w:r>
       <w:r>
         <w:rPr>
           <w:color w:val="000000"/>
         </w:rPr>
-        <w:t xml:space="preserve">-      </w:t>
+        <w:t xml:space="preserve">-  </w:t>
       </w:r>
+      <w:r>
+        <w:rPr>
+          <w:color w:val="000000"/>
+        </w:rPr>
+        <w:t xml:space="preserve"> </w:t>
+      </w:r>
+      <w:r>
+        <w:rPr>
+          <w:color w:val="000000"/>
+        </w:rPr>
+        <w:t xml:space="preserve">  </w:t>
+      </w:r>
+      <w:bookmarkStart w:id="1" w:name="_GoBack"/>
+      <w:bookmarkEnd w:id="1"/>
       <w:r>
         <w:rPr>
           <w:rFonts w:eastAsia="Calibri"/>
@@ -20602,7 +20627,6 @@
           <w:szCs w:val="28"/>
         </w:rPr>
       </w:pPr>
-      <w:bookmarkStart w:id="1" w:name="_GoBack"/>
       <w:r>
         <w:rPr>
           <w:b/>
@@ -20629,7 +20653,6 @@
         </w:rPr>
         <w:t>2026</w:t>
       </w:r>
-      <w:bookmarkEnd w:id="1"/>
     </w:p>
     <w:sectPr>
       <w:pgSz w:w="11900" w:h="16840"/>
@@ -20642,8 +20665,8 @@
 </file>
 
 <file path=word/numbering.xml><?xml version="1.0" encoding="utf-8"?>
-<w:numbering xmlns:wpc="http://schemas.microsoft.com/office/word/2010/wordprocessingCanvas" xmlns:cx="http://schemas.microsoft.com/office/drawing/2014/chartex" xmlns:mc="http://schemas.openxmlformats.org/markup-compatibility/2006" xmlns:o="urn:schemas-microsoft-com:office:office" xmlns:r="http://schemas.openxmlformats.org/officeDocument/2006/relationships" xmlns:m="http://schemas.openxmlformats.org/officeDocument/2006/math" xmlns:v="urn:schemas-microsoft-com:vml" xmlns:wp14="http://schemas.microsoft.com/office/word/2010/wordprocessingDrawing" xmlns:wp="http://schemas.openxmlformats.org/drawingml/2006/wordprocessingDrawing" xmlns:w10="urn:schemas-microsoft-com:office:word" xmlns:w="http://schemas.openxmlformats.org/wordprocessingml/2006/main" xmlns:w14="http://schemas.microsoft.com/office/word/2010/wordml" xmlns:w15="http://schemas.microsoft.com/office/word/2012/wordml" xmlns:w16se="http://schemas.microsoft.com/office/word/2015/wordml/symex" xmlns:wpg="http://schemas.microsoft.com/office/word/2010/wordprocessingGroup" xmlns:wpi="http://schemas.microsoft.com/office/word/2010/wordprocessingInk" xmlns:wne="http://schemas.microsoft.com/office/word/2006/wordml" xmlns:wps="http://schemas.microsoft.com/office/word/2010/wordprocessingShape" mc:Ignorable="w14 w15 w16se wp14">
-  <w:abstractNum w:abstractNumId="0" w15:restartNumberingAfterBreak="0">
+<w:numbering xmlns:wpc="http://schemas.microsoft.com/office/word/2010/wordprocessingCanvas" xmlns:mc="http://schemas.openxmlformats.org/markup-compatibility/2006" xmlns:o="urn:schemas-microsoft-com:office:office" xmlns:r="http://schemas.openxmlformats.org/officeDocument/2006/relationships" xmlns:m="http://schemas.openxmlformats.org/officeDocument/2006/math" xmlns:v="urn:schemas-microsoft-com:vml" xmlns:wp14="http://schemas.microsoft.com/office/word/2010/wordprocessingDrawing" xmlns:wp="http://schemas.openxmlformats.org/drawingml/2006/wordprocessingDrawing" xmlns:w10="urn:schemas-microsoft-com:office:word" xmlns:w="http://schemas.openxmlformats.org/wordprocessingml/2006/main" xmlns:w14="http://schemas.microsoft.com/office/word/2010/wordml" xmlns:wpg="http://schemas.microsoft.com/office/word/2010/wordprocessingGroup" xmlns:wpi="http://schemas.microsoft.com/office/word/2010/wordprocessingInk" xmlns:wne="http://schemas.microsoft.com/office/word/2006/wordml" xmlns:wps="http://schemas.microsoft.com/office/word/2010/wordprocessingShape" mc:Ignorable="w14 wp14">
+  <w:abstractNum w:abstractNumId="0">
     <w:nsid w:val="02E375A8"/>
     <w:multiLevelType w:val="multilevel"/>
     <w:tmpl w:val="05CE2E24"/>
@@ -20729,7 +20752,7 @@
       </w:pPr>
     </w:lvl>
   </w:abstractNum>
-  <w:abstractNum w:abstractNumId="1" w15:restartNumberingAfterBreak="0">
+  <w:abstractNum w:abstractNumId="1">
     <w:nsid w:val="398D1B08"/>
     <w:multiLevelType w:val="multilevel"/>
     <w:tmpl w:val="6CCC26FC"/>
@@ -20815,7 +20838,7 @@
       </w:pPr>
     </w:lvl>
   </w:abstractNum>
-  <w:abstractNum w:abstractNumId="2" w15:restartNumberingAfterBreak="0">
+  <w:abstractNum w:abstractNumId="2">
     <w:nsid w:val="575B7C29"/>
     <w:multiLevelType w:val="multilevel"/>
     <w:tmpl w:val="05CE2E24"/>
@@ -20914,7 +20937,7 @@
 </file>
 
 <file path=word/styles.xml><?xml version="1.0" encoding="utf-8"?>
-<w:styles xmlns:mc="http://schemas.openxmlformats.org/markup-compatibility/2006" xmlns:r="http://schemas.openxmlformats.org/officeDocument/2006/relationships" xmlns:w="http://schemas.openxmlformats.org/wordprocessingml/2006/main" xmlns:w14="http://schemas.microsoft.com/office/word/2010/wordml" xmlns:w15="http://schemas.microsoft.com/office/word/2012/wordml" xmlns:w16se="http://schemas.microsoft.com/office/word/2015/wordml/symex" mc:Ignorable="w14 w15 w16se">
+<w:styles xmlns:mc="http://schemas.openxmlformats.org/markup-compatibility/2006" xmlns:r="http://schemas.openxmlformats.org/officeDocument/2006/relationships" xmlns:w="http://schemas.openxmlformats.org/wordprocessingml/2006/main" xmlns:w14="http://schemas.microsoft.com/office/word/2010/wordml" mc:Ignorable="w14">
   <w:docDefaults>
     <w:rPrDefault>
       <w:rPr>
@@ -20930,378 +20953,144 @@
       </w:pPr>
     </w:pPrDefault>
   </w:docDefaults>
-  <w:latentStyles w:defLockedState="0" w:defUIPriority="99" w:defSemiHidden="0" w:defUnhideWhenUsed="0" w:defQFormat="0" w:count="371">
-    <w:lsdException w:name="Normal" w:uiPriority="0" w:qFormat="1"/>
-    <w:lsdException w:name="heading 1" w:uiPriority="9" w:qFormat="1"/>
-    <w:lsdException w:name="heading 2" w:semiHidden="1" w:uiPriority="9" w:unhideWhenUsed="1" w:qFormat="1"/>
-    <w:lsdException w:name="heading 3" w:semiHidden="1" w:uiPriority="9" w:unhideWhenUsed="1" w:qFormat="1"/>
-    <w:lsdException w:name="heading 4" w:semiHidden="1" w:uiPriority="9" w:unhideWhenUsed="1" w:qFormat="1"/>
-    <w:lsdException w:name="heading 5" w:semiHidden="1" w:uiPriority="9" w:unhideWhenUsed="1" w:qFormat="1"/>
-    <w:lsdException w:name="heading 6" w:semiHidden="1" w:uiPriority="9" w:unhideWhenUsed="1" w:qFormat="1"/>
-    <w:lsdException w:name="heading 7" w:semiHidden="1" w:uiPriority="9" w:unhideWhenUsed="1" w:qFormat="1"/>
-    <w:lsdException w:name="heading 8" w:semiHidden="1" w:uiPriority="9" w:unhideWhenUsed="1" w:qFormat="1"/>
-    <w:lsdException w:name="heading 9" w:semiHidden="1" w:uiPriority="9" w:unhideWhenUsed="1" w:qFormat="1"/>
-    <w:lsdException w:name="index 1" w:semiHidden="1" w:unhideWhenUsed="1"/>
-    <w:lsdException w:name="index 2" w:semiHidden="1" w:unhideWhenUsed="1"/>
-    <w:lsdException w:name="index 3" w:semiHidden="1" w:unhideWhenUsed="1"/>
-    <w:lsdException w:name="index 4" w:semiHidden="1" w:unhideWhenUsed="1"/>
-    <w:lsdException w:name="index 5" w:semiHidden="1" w:unhideWhenUsed="1"/>
-    <w:lsdException w:name="index 6" w:semiHidden="1" w:unhideWhenUsed="1"/>
-    <w:lsdException w:name="index 7" w:semiHidden="1" w:unhideWhenUsed="1"/>
-    <w:lsdException w:name="index 8" w:semiHidden="1" w:unhideWhenUsed="1"/>
-    <w:lsdException w:name="index 9" w:semiHidden="1" w:unhideWhenUsed="1"/>
-    <w:lsdException w:name="toc 1" w:semiHidden="1" w:uiPriority="39" w:unhideWhenUsed="1"/>
-    <w:lsdException w:name="toc 2" w:semiHidden="1" w:uiPriority="39" w:unhideWhenUsed="1"/>
-    <w:lsdException w:name="toc 3" w:semiHidden="1" w:uiPriority="39" w:unhideWhenUsed="1"/>
-    <w:lsdException w:name="toc 4" w:semiHidden="1" w:uiPriority="39" w:unhideWhenUsed="1"/>
-    <w:lsdException w:name="toc 5" w:semiHidden="1" w:uiPriority="39" w:unhideWhenUsed="1"/>
-    <w:lsdException w:name="toc 6" w:semiHidden="1" w:uiPriority="39" w:unhideWhenUsed="1"/>
-    <w:lsdException w:name="toc 7" w:semiHidden="1" w:uiPriority="39" w:unhideWhenUsed="1"/>
-    <w:lsdException w:name="toc 8" w:semiHidden="1" w:uiPriority="39" w:unhideWhenUsed="1"/>
-    <w:lsdException w:name="toc 9" w:semiHidden="1" w:uiPriority="39" w:unhideWhenUsed="1"/>
-    <w:lsdException w:name="Normal Indent" w:semiHidden="1" w:unhideWhenUsed="1"/>
-    <w:lsdException w:name="footnote text" w:semiHidden="1" w:unhideWhenUsed="1"/>
-    <w:lsdException w:name="annotation text" w:semiHidden="1" w:unhideWhenUsed="1"/>
-    <w:lsdException w:name="header" w:semiHidden="1" w:unhideWhenUsed="1"/>
-    <w:lsdException w:name="footer" w:semiHidden="1" w:unhideWhenUsed="1"/>
-    <w:lsdException w:name="index heading" w:semiHidden="1" w:unhideWhenUsed="1"/>
-    <w:lsdException w:name="caption" w:semiHidden="1" w:uiPriority="35" w:unhideWhenUsed="1" w:qFormat="1"/>
-    <w:lsdException w:name="table of figures" w:semiHidden="1" w:unhideWhenUsed="1"/>
-    <w:lsdException w:name="envelope address" w:semiHidden="1" w:unhideWhenUsed="1"/>
-    <w:lsdException w:name="envelope return" w:semiHidden="1" w:unhideWhenUsed="1"/>
-    <w:lsdException w:name="footnote reference" w:semiHidden="1" w:unhideWhenUsed="1"/>
-    <w:lsdException w:name="annotation reference" w:semiHidden="1" w:unhideWhenUsed="1"/>
-    <w:lsdException w:name="line number" w:semiHidden="1" w:unhideWhenUsed="1"/>
-    <w:lsdException w:name="page number" w:semiHidden="1" w:unhideWhenUsed="1"/>
-    <w:lsdException w:name="endnote reference" w:semiHidden="1" w:unhideWhenUsed="1"/>
-    <w:lsdException w:name="endnote text" w:semiHidden="1" w:unhideWhenUsed="1"/>
-    <w:lsdException w:name="table of authorities" w:semiHidden="1" w:unhideWhenUsed="1"/>
-    <w:lsdException w:name="macro" w:semiHidden="1" w:unhideWhenUsed="1"/>
-    <w:lsdException w:name="toa heading" w:semiHidden="1" w:unhideWhenUsed="1"/>
-    <w:lsdException w:name="List" w:semiHidden="1" w:unhideWhenUsed="1"/>
-    <w:lsdException w:name="List Bullet" w:semiHidden="1" w:unhideWhenUsed="1"/>
-    <w:lsdException w:name="List Number" w:semiHidden="1" w:unhideWhenUsed="1"/>
-    <w:lsdException w:name="List 2" w:semiHidden="1" w:unhideWhenUsed="1"/>
-    <w:lsdException w:name="List 3" w:semiHidden="1" w:unhideWhenUsed="1"/>
-    <w:lsdException w:name="List 4" w:semiHidden="1" w:unhideWhenUsed="1"/>
-    <w:lsdException w:name="List 5" w:semiHidden="1" w:unhideWhenUsed="1"/>
-    <w:lsdException w:name="List Bullet 2" w:semiHidden="1" w:unhideWhenUsed="1"/>
-    <w:lsdException w:name="List Bullet 3" w:semiHidden="1" w:unhideWhenUsed="1"/>
-    <w:lsdException w:name="List Bullet 4" w:semiHidden="1" w:unhideWhenUsed="1"/>
-    <w:lsdException w:name="List Bullet 5" w:semiHidden="1" w:unhideWhenUsed="1"/>
-    <w:lsdException w:name="List Number 2" w:semiHidden="1" w:unhideWhenUsed="1"/>
-    <w:lsdException w:name="List Number 3" w:semiHidden="1" w:unhideWhenUsed="1"/>
-    <w:lsdException w:name="List Number 4" w:semiHidden="1" w:unhideWhenUsed="1"/>
-    <w:lsdException w:name="List Number 5" w:semiHidden="1" w:unhideWhenUsed="1"/>
-    <w:lsdException w:name="Title" w:uiPriority="10" w:qFormat="1"/>
-    <w:lsdException w:name="Closing" w:semiHidden="1" w:unhideWhenUsed="1"/>
-    <w:lsdException w:name="Signature" w:semiHidden="1" w:unhideWhenUsed="1"/>
-    <w:lsdException w:name="Default Paragraph Font" w:semiHidden="1" w:uiPriority="1" w:unhideWhenUsed="1"/>
-    <w:lsdException w:name="Body Text" w:semiHidden="1" w:unhideWhenUsed="1"/>
-    <w:lsdException w:name="Body Text Indent" w:semiHidden="1" w:unhideWhenUsed="1"/>
-    <w:lsdException w:name="List Continue" w:semiHidden="1" w:unhideWhenUsed="1"/>
-    <w:lsdException w:name="List Continue 2" w:semiHidden="1" w:unhideWhenUsed="1"/>
-    <w:lsdException w:name="List Continue 3" w:semiHidden="1" w:unhideWhenUsed="1"/>
-    <w:lsdException w:name="List Continue 4" w:semiHidden="1" w:unhideWhenUsed="1"/>
-    <w:lsdException w:name="List Continue 5" w:semiHidden="1" w:unhideWhenUsed="1"/>
-    <w:lsdException w:name="Message Header" w:semiHidden="1" w:unhideWhenUsed="1"/>
-    <w:lsdException w:name="Subtitle" w:uiPriority="11" w:qFormat="1"/>
-    <w:lsdException w:name="Salutation" w:semiHidden="1" w:unhideWhenUsed="1"/>
-    <w:lsdException w:name="Date" w:semiHidden="1" w:unhideWhenUsed="1"/>
-    <w:lsdException w:name="Body Text First Indent" w:semiHidden="1" w:unhideWhenUsed="1"/>
-    <w:lsdException w:name="Body Text First Indent 2" w:semiHidden="1" w:unhideWhenUsed="1"/>
-    <w:lsdException w:name="Note Heading" w:semiHidden="1" w:unhideWhenUsed="1"/>
-    <w:lsdException w:name="Body Text 2" w:semiHidden="1" w:unhideWhenUsed="1"/>
-    <w:lsdException w:name="Body Text 3" w:semiHidden="1" w:unhideWhenUsed="1"/>
-    <w:lsdException w:name="Body Text Indent 2" w:semiHidden="1" w:unhideWhenUsed="1"/>
-    <w:lsdException w:name="Body Text Indent 3" w:semiHidden="1" w:unhideWhenUsed="1"/>
-    <w:lsdException w:name="Block Text" w:semiHidden="1" w:unhideWhenUsed="1"/>
-    <w:lsdException w:name="Hyperlink" w:semiHidden="1" w:unhideWhenUsed="1"/>
-    <w:lsdException w:name="FollowedHyperlink" w:semiHidden="1" w:unhideWhenUsed="1"/>
-    <w:lsdException w:name="Strong" w:uiPriority="22" w:qFormat="1"/>
-    <w:lsdException w:name="Emphasis" w:uiPriority="20" w:qFormat="1"/>
-    <w:lsdException w:name="Document Map" w:semiHidden="1" w:unhideWhenUsed="1"/>
-    <w:lsdException w:name="Plain Text" w:semiHidden="1" w:unhideWhenUsed="1"/>
-    <w:lsdException w:name="E-mail Signature" w:semiHidden="1" w:unhideWhenUsed="1"/>
-    <w:lsdException w:name="HTML Top of Form" w:semiHidden="1" w:unhideWhenUsed="1"/>
-    <w:lsdException w:name="HTML Bottom of Form" w:semiHidden="1" w:unhideWhenUsed="1"/>
-    <w:lsdException w:name="Normal (Web)" w:semiHidden="1" w:unhideWhenUsed="1"/>
-    <w:lsdException w:name="HTML Acronym" w:semiHidden="1" w:unhideWhenUsed="1"/>
-    <w:lsdException w:name="HTML Address" w:semiHidden="1" w:unhideWhenUsed="1"/>
-    <w:lsdException w:name="HTML Cite" w:semiHidden="1" w:unhideWhenUsed="1"/>
-    <w:lsdException w:name="HTML Code" w:semiHidden="1" w:unhideWhenUsed="1"/>
-    <w:lsdException w:name="HTML Definition" w:semiHidden="1" w:unhideWhenUsed="1"/>
-    <w:lsdException w:name="HTML Keyboard" w:semiHidden="1" w:unhideWhenUsed="1"/>
-    <w:lsdException w:name="HTML Preformatted" w:semiHidden="1" w:unhideWhenUsed="1"/>
-    <w:lsdException w:name="HTML Sample" w:semiHidden="1" w:unhideWhenUsed="1"/>
-    <w:lsdException w:name="HTML Typewriter" w:semiHidden="1" w:unhideWhenUsed="1"/>
-    <w:lsdException w:name="HTML Variable" w:semiHidden="1" w:unhideWhenUsed="1"/>
-    <w:lsdException w:name="Normal Table" w:semiHidden="1" w:unhideWhenUsed="1"/>
-    <w:lsdException w:name="annotation subject" w:semiHidden="1" w:unhideWhenUsed="1"/>
-    <w:lsdException w:name="No List" w:semiHidden="1" w:unhideWhenUsed="1"/>
-    <w:lsdException w:name="Outline List 1" w:semiHidden="1" w:unhideWhenUsed="1"/>
-    <w:lsdException w:name="Outline List 2" w:semiHidden="1" w:unhideWhenUsed="1"/>
-    <w:lsdException w:name="Outline List 3" w:semiHidden="1" w:unhideWhenUsed="1"/>
-    <w:lsdException w:name="Table Simple 1" w:semiHidden="1" w:unhideWhenUsed="1"/>
-    <w:lsdException w:name="Table Simple 2" w:semiHidden="1" w:unhideWhenUsed="1"/>
-    <w:lsdException w:name="Table Simple 3" w:semiHidden="1" w:unhideWhenUsed="1"/>
-    <w:lsdException w:name="Table Classic 1" w:semiHidden="1" w:unhideWhenUsed="1"/>
-    <w:lsdException w:name="Table Classic 2" w:semiHidden="1" w:unhideWhenUsed="1"/>
-    <w:lsdException w:name="Table Classic 3" w:semiHidden="1" w:unhideWhenUsed="1"/>
-    <w:lsdException w:name="Table Classic 4" w:semiHidden="1" w:unhideWhenUsed="1"/>
-    <w:lsdException w:name="Table Colorful 1" w:semiHidden="1" w:unhideWhenUsed="1"/>
-    <w:lsdException w:name="Table Colorful 2" w:semiHidden="1" w:unhideWhenUsed="1"/>
-    <w:lsdException w:name="Table Colorful 3" w:semiHidden="1" w:unhideWhenUsed="1"/>
-    <w:lsdException w:name="Table Columns 1" w:semiHidden="1" w:unhideWhenUsed="1"/>
-    <w:lsdException w:name="Table Columns 2" w:semiHidden="1" w:unhideWhenUsed="1"/>
-    <w:lsdException w:name="Table Columns 3" w:semiHidden="1" w:unhideWhenUsed="1"/>
-    <w:lsdException w:name="Table Columns 4" w:semiHidden="1" w:unhideWhenUsed="1"/>
-    <w:lsdException w:name="Table Columns 5" w:semiHidden="1" w:unhideWhenUsed="1"/>
-    <w:lsdException w:name="Table Grid 1" w:semiHidden="1" w:unhideWhenUsed="1"/>
-    <w:lsdException w:name="Table Grid 2" w:semiHidden="1" w:unhideWhenUsed="1"/>
-    <w:lsdException w:name="Table Grid 3" w:semiHidden="1" w:unhideWhenUsed="1"/>
-    <w:lsdException w:name="Table Grid 4" w:semiHidden="1" w:unhideWhenUsed="1"/>
-    <w:lsdException w:name="Table Grid 5" w:semiHidden="1" w:unhideWhenUsed="1"/>
-    <w:lsdException w:name="Table Grid 6" w:semiHidden="1" w:unhideWhenUsed="1"/>
-    <w:lsdException w:name="Table Grid 7" w:semiHidden="1" w:unhideWhenUsed="1"/>
-    <w:lsdException w:name="Table Grid 8" w:semiHidden="1" w:unhideWhenUsed="1"/>
-    <w:lsdException w:name="Table List 1" w:semiHidden="1" w:unhideWhenUsed="1"/>
-    <w:lsdException w:name="Table List 2" w:semiHidden="1" w:unhideWhenUsed="1"/>
-    <w:lsdException w:name="Table List 3" w:semiHidden="1" w:unhideWhenUsed="1"/>
-    <w:lsdException w:name="Table List 4" w:semiHidden="1" w:unhideWhenUsed="1"/>
-    <w:lsdException w:name="Table List 5" w:semiHidden="1" w:unhideWhenUsed="1"/>
-    <w:lsdException w:name="Table List 6" w:semiHidden="1" w:unhideWhenUsed="1"/>
-    <w:lsdException w:name="Table List 7" w:semiHidden="1" w:unhideWhenUsed="1"/>
-    <w:lsdException w:name="Table List 8" w:semiHidden="1" w:unhideWhenUsed="1"/>
-    <w:lsdException w:name="Table 3D effects 1" w:semiHidden="1" w:unhideWhenUsed="1"/>
-    <w:lsdException w:name="Table 3D effects 2" w:semiHidden="1" w:unhideWhenUsed="1"/>
-    <w:lsdException w:name="Table 3D effects 3" w:semiHidden="1" w:unhideWhenUsed="1"/>
-    <w:lsdException w:name="Table Contemporary" w:semiHidden="1" w:unhideWhenUsed="1"/>
-    <w:lsdException w:name="Table Elegant" w:semiHidden="1" w:unhideWhenUsed="1"/>
-    <w:lsdException w:name="Table Professional" w:semiHidden="1" w:unhideWhenUsed="1"/>
-    <w:lsdException w:name="Table Subtle 1" w:semiHidden="1" w:unhideWhenUsed="1"/>
-    <w:lsdException w:name="Table Subtle 2" w:semiHidden="1" w:unhideWhenUsed="1"/>
-    <w:lsdException w:name="Table Web 1" w:semiHidden="1" w:unhideWhenUsed="1"/>
-    <w:lsdException w:name="Table Web 2" w:semiHidden="1" w:unhideWhenUsed="1"/>
-    <w:lsdException w:name="Table Web 3" w:semiHidden="1" w:unhideWhenUsed="1"/>
-    <w:lsdException w:name="Balloon Text" w:semiHidden="1" w:unhideWhenUsed="1"/>
-    <w:lsdException w:name="Table Grid" w:uiPriority="39"/>
-    <w:lsdException w:name="Table Theme" w:semiHidden="1" w:unhideWhenUsed="1"/>
-    <w:lsdException w:name="Placeholder Text" w:semiHidden="1"/>
-    <w:lsdException w:name="No Spacing" w:uiPriority="1" w:qFormat="1"/>
-    <w:lsdException w:name="Light Shading" w:uiPriority="60"/>
-    <w:lsdException w:name="Light List" w:uiPriority="61"/>
-    <w:lsdException w:name="Light Grid" w:uiPriority="62"/>
-    <w:lsdException w:name="Medium Shading 1" w:uiPriority="63"/>
-    <w:lsdException w:name="Medium Shading 2" w:uiPriority="64"/>
-    <w:lsdException w:name="Medium List 1" w:uiPriority="65"/>
-    <w:lsdException w:name="Medium List 2" w:uiPriority="66"/>
-    <w:lsdException w:name="Medium Grid 1" w:uiPriority="67"/>
-    <w:lsdException w:name="Medium Grid 2" w:uiPriority="68"/>
-    <w:lsdException w:name="Medium Grid 3" w:uiPriority="69"/>
-    <w:lsdException w:name="Dark List" w:uiPriority="70"/>
-    <w:lsdException w:name="Colorful Shading" w:uiPriority="71"/>
-    <w:lsdException w:name="Colorful List" w:uiPriority="72"/>
-    <w:lsdException w:name="Colorful Grid" w:uiPriority="73"/>
-    <w:lsdException w:name="Light Shading Accent 1" w:uiPriority="60"/>
-    <w:lsdException w:name="Light List Accent 1" w:uiPriority="61"/>
-    <w:lsdException w:name="Light Grid Accent 1" w:uiPriority="62"/>
-    <w:lsdException w:name="Medium Shading 1 Accent 1" w:uiPriority="63"/>
-    <w:lsdException w:name="Medium Shading 2 Accent 1" w:uiPriority="64"/>
-    <w:lsdException w:name="Medium List 1 Accent 1" w:uiPriority="65"/>
-    <w:lsdException w:name="Revision" w:semiHidden="1"/>
-    <w:lsdException w:name="List Paragraph" w:uiPriority="34" w:qFormat="1"/>
-    <w:lsdException w:name="Quote" w:uiPriority="29" w:qFormat="1"/>
-    <w:lsdException w:name="Intense Quote" w:uiPriority="30" w:qFormat="1"/>
-    <w:lsdException w:name="Medium List 2 Accent 1" w:uiPriority="66"/>
-    <w:lsdException w:name="Medium Grid 1 Accent 1" w:uiPriority="67"/>
-    <w:lsdException w:name="Medium Grid 2 Accent 1" w:uiPriority="68"/>
-    <w:lsdException w:name="Medium Grid 3 Accent 1" w:uiPriority="69"/>
-    <w:lsdException w:name="Dark List Accent 1" w:uiPriority="70"/>
-    <w:lsdException w:name="Colorful Shading Accent 1" w:uiPriority="71"/>
-    <w:lsdException w:name="Colorful List Accent 1" w:uiPriority="72"/>
-    <w:lsdException w:name="Colorful Grid Accent 1" w:uiPriority="73"/>
-    <w:lsdException w:name="Light Shading Accent 2" w:uiPriority="60"/>
-    <w:lsdException w:name="Light List Accent 2" w:uiPriority="61"/>
-    <w:lsdException w:name="Light Grid Accent 2" w:uiPriority="62"/>
-    <w:lsdException w:name="Medium Shading 1 Accent 2" w:uiPriority="63"/>
-    <w:lsdException w:name="Medium Shading 2 Accent 2" w:uiPriority="64"/>
-    <w:lsdException w:name="Medium List 1 Accent 2" w:uiPriority="65"/>
-    <w:lsdException w:name="Medium List 2 Accent 2" w:uiPriority="66"/>
-    <w:lsdException w:name="Medium Grid 1 Accent 2" w:uiPriority="67"/>
-    <w:lsdException w:name="Medium Grid 2 Accent 2" w:uiPriority="68"/>
-    <w:lsdException w:name="Medium Grid 3 Accent 2" w:uiPriority="69"/>
-    <w:lsdException w:name="Dark List Accent 2" w:uiPriority="70"/>
-    <w:lsdException w:name="Colorful Shading Accent 2" w:uiPriority="71"/>
-    <w:lsdException w:name="Colorful List Accent 2" w:uiPriority="72"/>
-    <w:lsdException w:name="Colorful Grid Accent 2" w:uiPriority="73"/>
-    <w:lsdException w:name="Light Shading Accent 3" w:uiPriority="60"/>
-    <w:lsdException w:name="Light List Accent 3" w:uiPriority="61"/>
-    <w:lsdException w:name="Light Grid Accent 3" w:uiPriority="62"/>
-    <w:lsdException w:name="Medium Shading 1 Accent 3" w:uiPriority="63"/>
-    <w:lsdException w:name="Medium Shading 2 Accent 3" w:uiPriority="64"/>
-    <w:lsdException w:name="Medium List 1 Accent 3" w:uiPriority="65"/>
-    <w:lsdException w:name="Medium List 2 Accent 3" w:uiPriority="66"/>
-    <w:lsdException w:name="Medium Grid 1 Accent 3" w:uiPriority="67"/>
-    <w:lsdException w:name="Medium Grid 2 Accent 3" w:uiPriority="68"/>
-    <w:lsdException w:name="Medium Grid 3 Accent 3" w:uiPriority="69"/>
-    <w:lsdException w:name="Dark List Accent 3" w:uiPriority="70"/>
-    <w:lsdException w:name="Colorful Shading Accent 3" w:uiPriority="71"/>
-    <w:lsdException w:name="Colorful List Accent 3" w:uiPriority="72"/>
-    <w:lsdException w:name="Colorful Grid Accent 3" w:uiPriority="73"/>
-    <w:lsdException w:name="Light Shading Accent 4" w:uiPriority="60"/>
-    <w:lsdException w:name="Light List Accent 4" w:uiPriority="61"/>
-    <w:lsdException w:name="Light Grid Accent 4" w:uiPriority="62"/>
-    <w:lsdException w:name="Medium Shading 1 Accent 4" w:uiPriority="63"/>
-    <w:lsdException w:name="Medium Shading 2 Accent 4" w:uiPriority="64"/>
-    <w:lsdException w:name="Medium List 1 Accent 4" w:uiPriority="65"/>
-    <w:lsdException w:name="Medium List 2 Accent 4" w:uiPriority="66"/>
-    <w:lsdException w:name="Medium Grid 1 Accent 4" w:uiPriority="67"/>
-    <w:lsdException w:name="Medium Grid 2 Accent 4" w:uiPriority="68"/>
-    <w:lsdException w:name="Medium Grid 3 Accent 4" w:uiPriority="69"/>
-    <w:lsdException w:name="Dark List Accent 4" w:uiPriority="70"/>
-    <w:lsdException w:name="Colorful Shading Accent 4" w:uiPriority="71"/>
-    <w:lsdException w:name="Colorful List Accent 4" w:uiPriority="72"/>
-    <w:lsdException w:name="Colorful Grid Accent 4" w:uiPriority="73"/>
-    <w:lsdException w:name="Light Shading Accent 5" w:uiPriority="60"/>
-    <w:lsdException w:name="Light List Accent 5" w:uiPriority="61"/>
-    <w:lsdException w:name="Light Grid Accent 5" w:uiPriority="62"/>
-    <w:lsdException w:name="Medium Shading 1 Accent 5" w:uiPriority="63"/>
-    <w:lsdException w:name="Medium Shading 2 Accent 5" w:uiPriority="64"/>
-    <w:lsdException w:name="Medium List 1 Accent 5" w:uiPriority="65"/>
-    <w:lsdException w:name="Medium List 2 Accent 5" w:uiPriority="66"/>
-    <w:lsdException w:name="Medium Grid 1 Accent 5" w:uiPriority="67"/>
-    <w:lsdException w:name="Medium Grid 2 Accent 5" w:uiPriority="68"/>
-    <w:lsdException w:name="Medium Grid 3 Accent 5" w:uiPriority="69"/>
-    <w:lsdException w:name="Dark List Accent 5" w:uiPriority="70"/>
-    <w:lsdException w:name="Colorful Shading Accent 5" w:uiPriority="71"/>
-    <w:lsdException w:name="Colorful List Accent 5" w:uiPriority="72"/>
-    <w:lsdException w:name="Colorful Grid Accent 5" w:uiPriority="73"/>
-    <w:lsdException w:name="Light Shading Accent 6" w:uiPriority="60"/>
-    <w:lsdException w:name="Light List Accent 6" w:uiPriority="61"/>
-    <w:lsdException w:name="Light Grid Accent 6" w:uiPriority="62"/>
-    <w:lsdException w:name="Medium Shading 1 Accent 6" w:uiPriority="63"/>
-    <w:lsdException w:name="Medium Shading 2 Accent 6" w:uiPriority="64"/>
-    <w:lsdException w:name="Medium List 1 Accent 6" w:uiPriority="65"/>
-    <w:lsdException w:name="Medium List 2 Accent 6" w:uiPriority="66"/>
-    <w:lsdException w:name="Medium Grid 1 Accent 6" w:uiPriority="67"/>
-    <w:lsdException w:name="Medium Grid 2 Accent 6" w:uiPriority="68"/>
-    <w:lsdException w:name="Medium Grid 3 Accent 6" w:uiPriority="69"/>
-    <w:lsdException w:name="Dark List Accent 6" w:uiPriority="70"/>
-    <w:lsdException w:name="Colorful Shading Accent 6" w:uiPriority="71"/>
-    <w:lsdException w:name="Colorful List Accent 6" w:uiPriority="72"/>
-    <w:lsdException w:name="Colorful Grid Accent 6" w:uiPriority="73"/>
-    <w:lsdException w:name="Subtle Emphasis" w:uiPriority="19" w:qFormat="1"/>
-    <w:lsdException w:name="Intense Emphasis" w:uiPriority="21" w:qFormat="1"/>
-    <w:lsdException w:name="Subtle Reference" w:uiPriority="31" w:qFormat="1"/>
-    <w:lsdException w:name="Intense Reference" w:uiPriority="32" w:qFormat="1"/>
-    <w:lsdException w:name="Book Title" w:uiPriority="33" w:qFormat="1"/>
-    <w:lsdException w:name="Bibliography" w:semiHidden="1" w:uiPriority="37" w:unhideWhenUsed="1"/>
-    <w:lsdException w:name="TOC Heading" w:semiHidden="1" w:uiPriority="39" w:unhideWhenUsed="1" w:qFormat="1"/>
-    <w:lsdException w:name="Plain Table 1" w:uiPriority="41"/>
-    <w:lsdException w:name="Plain Table 2" w:uiPriority="42"/>
-    <w:lsdException w:name="Plain Table 3" w:uiPriority="43"/>
-    <w:lsdException w:name="Plain Table 4" w:uiPriority="44"/>
-    <w:lsdException w:name="Plain Table 5" w:uiPriority="45"/>
-    <w:lsdException w:name="Grid Table Light" w:uiPriority="40"/>
-    <w:lsdException w:name="Grid Table 1 Light" w:uiPriority="46"/>
-    <w:lsdException w:name="Grid Table 2" w:uiPriority="47"/>
-    <w:lsdException w:name="Grid Table 3" w:uiPriority="48"/>
-    <w:lsdException w:name="Grid Table 4" w:uiPriority="49"/>
-    <w:lsdException w:name="Grid Table 5 Dark" w:uiPriority="50"/>
-    <w:lsdException w:name="Grid Table 6 Colorful" w:uiPriority="51"/>
-    <w:lsdException w:name="Grid Table 7 Colorful" w:uiPriority="52"/>
-    <w:lsdException w:name="Grid Table 1 Light Accent 1" w:uiPriority="46"/>
-    <w:lsdException w:name="Grid Table 2 Accent 1" w:uiPriority="47"/>
-    <w:lsdException w:name="Grid Table 3 Accent 1" w:uiPriority="48"/>
-    <w:lsdException w:name="Grid Table 4 Accent 1" w:uiPriority="49"/>
-    <w:lsdException w:name="Grid Table 5 Dark Accent 1" w:uiPriority="50"/>
-    <w:lsdException w:name="Grid Table 6 Colorful Accent 1" w:uiPriority="51"/>
-    <w:lsdException w:name="Grid Table 7 Colorful Accent 1" w:uiPriority="52"/>
-    <w:lsdException w:name="Grid Table 1 Light Accent 2" w:uiPriority="46"/>
-    <w:lsdException w:name="Grid Table 2 Accent 2" w:uiPriority="47"/>
-    <w:lsdException w:name="Grid Table 3 Accent 2" w:uiPriority="48"/>
-    <w:lsdException w:name="Grid Table 4 Accent 2" w:uiPriority="49"/>
-    <w:lsdException w:name="Grid Table 5 Dark Accent 2" w:uiPriority="50"/>
-    <w:lsdException w:name="Grid Table 6 Colorful Accent 2" w:uiPriority="51"/>
-    <w:lsdException w:name="Grid Table 7 Colorful Accent 2" w:uiPriority="52"/>
-    <w:lsdException w:name="Grid Table 1 Light Accent 3" w:uiPriority="46"/>
-    <w:lsdException w:name="Grid Table 2 Accent 3" w:uiPriority="47"/>
-    <w:lsdException w:name="Grid Table 3 Accent 3" w:uiPriority="48"/>
-    <w:lsdException w:name="Grid Table 4 Accent 3" w:uiPriority="49"/>
-    <w:lsdException w:name="Grid Table 5 Dark Accent 3" w:uiPriority="50"/>
-    <w:lsdException w:name="Grid Table 6 Colorful Accent 3" w:uiPriority="51"/>
-    <w:lsdException w:name="Grid Table 7 Colorful Accent 3" w:uiPriority="52"/>
-    <w:lsdException w:name="Grid Table 1 Light Accent 4" w:uiPriority="46"/>
-    <w:lsdException w:name="Grid Table 2 Accent 4" w:uiPriority="47"/>
-    <w:lsdException w:name="Grid Table 3 Accent 4" w:uiPriority="48"/>
-    <w:lsdException w:name="Grid Table 4 Accent 4" w:uiPriority="49"/>
-    <w:lsdException w:name="Grid Table 5 Dark Accent 4" w:uiPriority="50"/>
-    <w:lsdException w:name="Grid Table 6 Colorful Accent 4" w:uiPriority="51"/>
-    <w:lsdException w:name="Grid Table 7 Colorful Accent 4" w:uiPriority="52"/>
-    <w:lsdException w:name="Grid Table 1 Light Accent 5" w:uiPriority="46"/>
-    <w:lsdException w:name="Grid Table 2 Accent 5" w:uiPriority="47"/>
-    <w:lsdException w:name="Grid Table 3 Accent 5" w:uiPriority="48"/>
-    <w:lsdException w:name="Grid Table 4 Accent 5" w:uiPriority="49"/>
-    <w:lsdException w:name="Grid Table 5 Dark Accent 5" w:uiPriority="50"/>
-    <w:lsdException w:name="Grid Table 6 Colorful Accent 5" w:uiPriority="51"/>
-    <w:lsdException w:name="Grid Table 7 Colorful Accent 5" w:uiPriority="52"/>
-    <w:lsdException w:name="Grid Table 1 Light Accent 6" w:uiPriority="46"/>
-    <w:lsdException w:name="Grid Table 2 Accent 6" w:uiPriority="47"/>
-    <w:lsdException w:name="Grid Table 3 Accent 6" w:uiPriority="48"/>
-    <w:lsdException w:name="Grid Table 4 Accent 6" w:uiPriority="49"/>
-    <w:lsdException w:name="Grid Table 5 Dark Accent 6" w:uiPriority="50"/>
-    <w:lsdException w:name="Grid Table 6 Colorful Accent 6" w:uiPriority="51"/>
-    <w:lsdException w:name="Grid Table 7 Colorful Accent 6" w:uiPriority="52"/>
-    <w:lsdException w:name="List Table 1 Light" w:uiPriority="46"/>
-    <w:lsdException w:name="List Table 2" w:uiPriority="47"/>
-    <w:lsdException w:name="List Table 3" w:uiPriority="48"/>
-    <w:lsdException w:name="List Table 4" w:uiPriority="49"/>
-    <w:lsdException w:name="List Table 5 Dark" w:uiPriority="50"/>
-    <w:lsdException w:name="List Table 6 Colorful" w:uiPriority="51"/>
-    <w:lsdException w:name="List Table 7 Colorful" w:uiPriority="52"/>
-    <w:lsdException w:name="List Table 1 Light Accent 1" w:uiPriority="46"/>
-    <w:lsdException w:name="List Table 2 Accent 1" w:uiPriority="47"/>
-    <w:lsdException w:name="List Table 3 Accent 1" w:uiPriority="48"/>
-    <w:lsdException w:name="List Table 4 Accent 1" w:uiPriority="49"/>
-    <w:lsdException w:name="List Table 5 Dark Accent 1" w:uiPriority="50"/>
-    <w:lsdException w:name="List Table 6 Colorful Accent 1" w:uiPriority="51"/>
-    <w:lsdException w:name="List Table 7 Colorful Accent 1" w:uiPriority="52"/>
-    <w:lsdException w:name="List Table 1 Light Accent 2" w:uiPriority="46"/>
-    <w:lsdException w:name="List Table 2 Accent 2" w:uiPriority="47"/>
-    <w:lsdException w:name="List Table 3 Accent 2" w:uiPriority="48"/>
-    <w:lsdException w:name="List Table 4 Accent 2" w:uiPriority="49"/>
-    <w:lsdException w:name="List Table 5 Dark Accent 2" w:uiPriority="50"/>
-    <w:lsdException w:name="List Table 6 Colorful Accent 2" w:uiPriority="51"/>
-    <w:lsdException w:name="List Table 7 Colorful Accent 2" w:uiPriority="52"/>
-    <w:lsdException w:name="List Table 1 Light Accent 3" w:uiPriority="46"/>
-    <w:lsdException w:name="List Table 2 Accent 3" w:uiPriority="47"/>
-    <w:lsdException w:name="List Table 3 Accent 3" w:uiPriority="48"/>
-    <w:lsdException w:name="List Table 4 Accent 3" w:uiPriority="49"/>
-    <w:lsdException w:name="List Table 5 Dark Accent 3" w:uiPriority="50"/>
-    <w:lsdException w:name="List Table 6 Colorful Accent 3" w:uiPriority="51"/>
-    <w:lsdException w:name="List Table 7 Colorful Accent 3" w:uiPriority="52"/>
-    <w:lsdException w:name="List Table 1 Light Accent 4" w:uiPriority="46"/>
-    <w:lsdException w:name="List Table 2 Accent 4" w:uiPriority="47"/>
-    <w:lsdException w:name="List Table 3 Accent 4" w:uiPriority="48"/>
-    <w:lsdException w:name="List Table 4 Accent 4" w:uiPriority="49"/>
-    <w:lsdException w:name="List Table 5 Dark Accent 4" w:uiPriority="50"/>
-    <w:lsdException w:name="List Table 6 Colorful Accent 4" w:uiPriority="51"/>
-    <w:lsdException w:name="List Table 7 Colorful Accent 4" w:uiPriority="52"/>
-    <w:lsdException w:name="List Table 1 Light Accent 5" w:uiPriority="46"/>
-    <w:lsdException w:name="List Table 2 Accent 5" w:uiPriority="47"/>
-    <w:lsdException w:name="List Table 3 Accent 5" w:uiPriority="48"/>
-    <w:lsdException w:name="List Table 4 Accent 5" w:uiPriority="49"/>
-    <w:lsdException w:name="List Table 5 Dark Accent 5" w:uiPriority="50"/>
-    <w:lsdException w:name="List Table 6 Colorful Accent 5" w:uiPriority="51"/>
-    <w:lsdException w:name="List Table 7 Colorful Accent 5" w:uiPriority="52"/>
-    <w:lsdException w:name="List Table 1 Light Accent 6" w:uiPriority="46"/>
-    <w:lsdException w:name="List Table 2 Accent 6" w:uiPriority="47"/>
-    <w:lsdException w:name="List Table 3 Accent 6" w:uiPriority="48"/>
-    <w:lsdException w:name="List Table 4 Accent 6" w:uiPriority="49"/>
-    <w:lsdException w:name="List Table 5 Dark Accent 6" w:uiPriority="50"/>
-    <w:lsdException w:name="List Table 6 Colorful Accent 6" w:uiPriority="51"/>
-    <w:lsdException w:name="List Table 7 Colorful Accent 6" w:uiPriority="52"/>
+  <w:latentStyles w:defLockedState="0" w:defUIPriority="99" w:defSemiHidden="1" w:defUnhideWhenUsed="1" w:defQFormat="0" w:count="267">
+    <w:lsdException w:name="Normal" w:semiHidden="0" w:uiPriority="0" w:unhideWhenUsed="0" w:qFormat="1"/>
+    <w:lsdException w:name="heading 1" w:semiHidden="0" w:uiPriority="9" w:unhideWhenUsed="0" w:qFormat="1"/>
+    <w:lsdException w:name="heading 2" w:uiPriority="9" w:qFormat="1"/>
+    <w:lsdException w:name="heading 3" w:uiPriority="9" w:qFormat="1"/>
+    <w:lsdException w:name="heading 4" w:uiPriority="9" w:qFormat="1"/>
+    <w:lsdException w:name="heading 5" w:uiPriority="9" w:qFormat="1"/>
+    <w:lsdException w:name="heading 6" w:uiPriority="9" w:qFormat="1"/>
+    <w:lsdException w:name="heading 7" w:uiPriority="9" w:qFormat="1"/>
+    <w:lsdException w:name="heading 8" w:uiPriority="9" w:qFormat="1"/>
+    <w:lsdException w:name="heading 9" w:uiPriority="9" w:qFormat="1"/>
+    <w:lsdException w:name="toc 1" w:uiPriority="39"/>
+    <w:lsdException w:name="toc 2" w:uiPriority="39"/>
+    <w:lsdException w:name="toc 3" w:uiPriority="39"/>
+    <w:lsdException w:name="toc 4" w:uiPriority="39"/>
+    <w:lsdException w:name="toc 5" w:uiPriority="39"/>
+    <w:lsdException w:name="toc 6" w:uiPriority="39"/>
+    <w:lsdException w:name="toc 7" w:uiPriority="39"/>
+    <w:lsdException w:name="toc 8" w:uiPriority="39"/>
+    <w:lsdException w:name="toc 9" w:uiPriority="39"/>
+    <w:lsdException w:name="caption" w:uiPriority="35" w:qFormat="1"/>
+    <w:lsdException w:name="Title" w:semiHidden="0" w:uiPriority="10" w:unhideWhenUsed="0" w:qFormat="1"/>
+    <w:lsdException w:name="Default Paragraph Font" w:uiPriority="1"/>
+    <w:lsdException w:name="Subtitle" w:semiHidden="0" w:uiPriority="11" w:unhideWhenUsed="0" w:qFormat="1"/>
+    <w:lsdException w:name="Strong" w:semiHidden="0" w:uiPriority="22" w:unhideWhenUsed="0" w:qFormat="1"/>
+    <w:lsdException w:name="Emphasis" w:semiHidden="0" w:uiPriority="20" w:unhideWhenUsed="0" w:qFormat="1"/>
+    <w:lsdException w:name="Table Grid" w:semiHidden="0" w:uiPriority="39" w:unhideWhenUsed="0"/>
+    <w:lsdException w:name="Placeholder Text" w:unhideWhenUsed="0"/>
+    <w:lsdException w:name="No Spacing" w:semiHidden="0" w:uiPriority="1" w:unhideWhenUsed="0" w:qFormat="1"/>
+    <w:lsdException w:name="Light Shading" w:semiHidden="0" w:uiPriority="60" w:unhideWhenUsed="0"/>
+    <w:lsdException w:name="Light List" w:semiHidden="0" w:uiPriority="61" w:unhideWhenUsed="0"/>
+    <w:lsdException w:name="Light Grid" w:semiHidden="0" w:uiPriority="62" w:unhideWhenUsed="0"/>
+    <w:lsdException w:name="Medium Shading 1" w:semiHidden="0" w:uiPriority="63" w:unhideWhenUsed="0"/>
+    <w:lsdException w:name="Medium Shading 2" w:semiHidden="0" w:uiPriority="64" w:unhideWhenUsed="0"/>
+    <w:lsdException w:name="Medium List 1" w:semiHidden="0" w:uiPriority="65" w:unhideWhenUsed="0"/>
+    <w:lsdException w:name="Medium List 2" w:semiHidden="0" w:uiPriority="66" w:unhideWhenUsed="0"/>
+    <w:lsdException w:name="Medium Grid 1" w:semiHidden="0" w:uiPriority="67" w:unhideWhenUsed="0"/>
+    <w:lsdException w:name="Medium Grid 2" w:semiHidden="0" w:uiPriority="68" w:unhideWhenUsed="0"/>
+    <w:lsdException w:name="Medium Grid 3" w:semiHidden="0" w:uiPriority="69" w:unhideWhenUsed="0"/>
+    <w:lsdException w:name="Dark List" w:semiHidden="0" w:uiPriority="70" w:unhideWhenUsed="0"/>
+    <w:lsdException w:name="Colorful Shading" w:semiHidden="0" w:uiPriority="71" w:unhideWhenUsed="0"/>
+    <w:lsdException w:name="Colorful List" w:semiHidden="0" w:uiPriority="72" w:unhideWhenUsed="0"/>
+    <w:lsdException w:name="Colorful Grid" w:semiHidden="0" w:uiPriority="73" w:unhideWhenUsed="0"/>
+    <w:lsdException w:name="Light Shading Accent 1" w:semiHidden="0" w:uiPriority="60" w:unhideWhenUsed="0"/>
+    <w:lsdException w:name="Light List Accent 1" w:semiHidden="0" w:uiPriority="61" w:unhideWhenUsed="0"/>
+    <w:lsdException w:name="Light Grid Accent 1" w:semiHidden="0" w:uiPriority="62" w:unhideWhenUsed="0"/>
+    <w:lsdException w:name="Medium Shading 1 Accent 1" w:semiHidden="0" w:uiPriority="63" w:unhideWhenUsed="0"/>
+    <w:lsdException w:name="Medium Shading 2 Accent 1" w:semiHidden="0" w:uiPriority="64" w:unhideWhenUsed="0"/>
+    <w:lsdException w:name="Medium List 1 Accent 1" w:semiHidden="0" w:uiPriority="65" w:unhideWhenUsed="0"/>
+    <w:lsdException w:name="Revision" w:unhideWhenUsed="0"/>
+    <w:lsdException w:name="List Paragraph" w:semiHidden="0" w:uiPriority="34" w:unhideWhenUsed="0" w:qFormat="1"/>
+    <w:lsdException w:name="Quote" w:semiHidden="0" w:uiPriority="29" w:unhideWhenUsed="0" w:qFormat="1"/>
+    <w:lsdException w:name="Intense Quote" w:semiHidden="0" w:uiPriority="30" w:unhideWhenUsed="0" w:qFormat="1"/>
+    <w:lsdException w:name="Medium List 2 Accent 1" w:semiHidden="0" w:uiPriority="66" w:unhideWhenUsed="0"/>
+    <w:lsdException w:name="Medium Grid 1 Accent 1" w:semiHidden="0" w:uiPriority="67" w:unhideWhenUsed="0"/>
+    <w:lsdException w:name="Medium Grid 2 Accent 1" w:semiHidden="0" w:uiPriority="68" w:unhideWhenUsed="0"/>
+    <w:lsdException w:name="Medium Grid 3 Accent 1" w:semiHidden="0" w:uiPriority="69" w:unhideWhenUsed="0"/>
+    <w:lsdException w:name="Dark List Accent 1" w:semiHidden="0" w:uiPriority="70" w:unhideWhenUsed="0"/>
+    <w:lsdException w:name="Colorful Shading Accent 1" w:semiHidden="0" w:uiPriority="71" w:unhideWhenUsed="0"/>
+    <w:lsdException w:name="Colorful List Accent 1" w:semiHidden="0" w:uiPriority="72" w:unhideWhenUsed="0"/>
+    <w:lsdException w:name="Colorful Grid Accent 1" w:semiHidden="0" w:uiPriority="73" w:unhideWhenUsed="0"/>
+    <w:lsdException w:name="Light Shading Accent 2" w:semiHidden="0" w:uiPriority="60" w:unhideWhenUsed="0"/>
+    <w:lsdException w:name="Light List Accent 2" w:semiHidden="0" w:uiPriority="61" w:unhideWhenUsed="0"/>
+    <w:lsdException w:name="Light Grid Accent 2" w:semiHidden="0" w:uiPriority="62" w:unhideWhenUsed="0"/>
+    <w:lsdException w:name="Medium Shading 1 Accent 2" w:semiHidden="0" w:uiPriority="63" w:unhideWhenUsed="0"/>
+    <w:lsdException w:name="Medium Shading 2 Accent 2" w:semiHidden="0" w:uiPriority="64" w:unhideWhenUsed="0"/>
+    <w:lsdException w:name="Medium List 1 Accent 2" w:semiHidden="0" w:uiPriority="65" w:unhideWhenUsed="0"/>
+    <w:lsdException w:name="Medium List 2 Accent 2" w:semiHidden="0" w:uiPriority="66" w:unhideWhenUsed="0"/>
+    <w:lsdException w:name="Medium Grid 1 Accent 2" w:semiHidden="0" w:uiPriority="67" w:unhideWhenUsed="0"/>
+    <w:lsdException w:name="Medium Grid 2 Accent 2" w:semiHidden="0" w:uiPriority="68" w:unhideWhenUsed="0"/>
+    <w:lsdException w:name="Medium Grid 3 Accent 2" w:semiHidden="0" w:uiPriority="69" w:unhideWhenUsed="0"/>
+    <w:lsdException w:name="Dark List Accent 2" w:semiHidden="0" w:uiPriority="70" w:unhideWhenUsed="0"/>
+    <w:lsdException w:name="Colorful Shading Accent 2" w:semiHidden="0" w:uiPriority="71" w:unhideWhenUsed="0"/>
+    <w:lsdException w:name="Colorful List Accent 2" w:semiHidden="0" w:uiPriority="72" w:unhideWhenUsed="0"/>
+    <w:lsdException w:name="Colorful Grid Accent 2" w:semiHidden="0" w:uiPriority="73" w:unhideWhenUsed="0"/>
+    <w:lsdException w:name="Light Shading Accent 3" w:semiHidden="0" w:uiPriority="60" w:unhideWhenUsed="0"/>
+    <w:lsdException w:name="Light List Accent 3" w:semiHidden="0" w:uiPriority="61" w:unhideWhenUsed="0"/>
+    <w:lsdException w:name="Light Grid Accent 3" w:semiHidden="0" w:uiPriority="62" w:unhideWhenUsed="0"/>
+    <w:lsdException w:name="Medium Shading 1 Accent 3" w:semiHidden="0" w:uiPriority="63" w:unhideWhenUsed="0"/>
+    <w:lsdException w:name="Medium Shading 2 Accent 3" w:semiHidden="0" w:uiPriority="64" w:unhideWhenUsed="0"/>
+    <w:lsdException w:name="Medium List 1 Accent 3" w:semiHidden="0" w:uiPriority="65" w:unhideWhenUsed="0"/>
+    <w:lsdException w:name="Medium List 2 Accent 3" w:semiHidden="0" w:uiPriority="66" w:unhideWhenUsed="0"/>
+    <w:lsdException w:name="Medium Grid 1 Accent 3" w:semiHidden="0" w:uiPriority="67" w:unhideWhenUsed="0"/>
+    <w:lsdException w:name="Medium Grid 2 Accent 3" w:semiHidden="0" w:uiPriority="68" w:unhideWhenUsed="0"/>
+    <w:lsdException w:name="Medium Grid 3 Accent 3" w:semiHidden="0" w:uiPriority="69" w:unhideWhenUsed="0"/>
+    <w:lsdException w:name="Dark List Accent 3" w:semiHidden="0" w:uiPriority="70" w:unhideWhenUsed="0"/>
+    <w:lsdException w:name="Colorful Shading Accent 3" w:semiHidden="0" w:uiPriority="71" w:unhideWhenUsed="0"/>
+    <w:lsdException w:name="Colorful List Accent 3" w:semiHidden="0" w:uiPriority="72" w:unhideWhenUsed="0"/>
+    <w:lsdException w:name="Colorful Grid Accent 3" w:semiHidden="0" w:uiPriority="73" w:unhideWhenUsed="0"/>
+    <w:lsdException w:name="Light Shading Accent 4" w:semiHidden="0" w:uiPriority="60" w:unhideWhenUsed="0"/>
+    <w:lsdException w:name="Light List Accent 4" w:semiHidden="0" w:uiPriority="61" w:unhideWhenUsed="0"/>
+    <w:lsdException w:name="Light Grid Accent 4" w:semiHidden="0" w:uiPriority="62" w:unhideWhenUsed="0"/>
+    <w:lsdException w:name="Medium Shading 1 Accent 4" w:semiHidden="0" w:uiPriority="63" w:unhideWhenUsed="0"/>
+    <w:lsdException w:name="Medium Shading 2 Accent 4" w:semiHidden="0" w:uiPriority="64" w:unhideWhenUsed="0"/>
+    <w:lsdException w:name="Medium List 1 Accent 4" w:semiHidden="0" w:uiPriority="65" w:unhideWhenUsed="0"/>
+    <w:lsdException w:name="Medium List 2 Accent 4" w:semiHidden="0" w:uiPriority="66" w:unhideWhenUsed="0"/>
+    <w:lsdException w:name="Medium Grid 1 Accent 4" w:semiHidden="0" w:uiPriority="67" w:unhideWhenUsed="0"/>
+    <w:lsdException w:name="Medium Grid 2 Accent 4" w:semiHidden="0" w:uiPriority="68" w:unhideWhenUsed="0"/>
+    <w:lsdException w:name="Medium Grid 3 Accent 4" w:semiHidden="0" w:uiPriority="69" w:unhideWhenUsed="0"/>
+    <w:lsdException w:name="Dark List Accent 4" w:semiHidden="0" w:uiPriority="70" w:unhideWhenUsed="0"/>
+    <w:lsdException w:name="Colorful Shading Accent 4" w:semiHidden="0" w:uiPriority="71" w:unhideWhenUsed="0"/>
+    <w:lsdException w:name="Colorful List Accent 4" w:semiHidden="0" w:uiPriority="72" w:unhideWhenUsed="0"/>
+    <w:lsdException w:name="Colorful Grid Accent 4" w:semiHidden="0" w:uiPriority="73" w:unhideWhenUsed="0"/>
+    <w:lsdException w:name="Light Shading Accent 5" w:semiHidden="0" w:uiPriority="60" w:unhideWhenUsed="0"/>
+    <w:lsdException w:name="Light List Accent 5" w:semiHidden="0" w:uiPriority="61" w:unhideWhenUsed="0"/>
+    <w:lsdException w:name="Light Grid Accent 5" w:semiHidden="0" w:uiPriority="62" w:unhideWhenUsed="0"/>
+    <w:lsdException w:name="Medium Shading 1 Accent 5" w:semiHidden="0" w:uiPriority="63" w:unhideWhenUsed="0"/>
+    <w:lsdException w:name="Medium Shading 2 Accent 5" w:semiHidden="0" w:uiPriority="64" w:unhideWhenUsed="0"/>
+    <w:lsdException w:name="Medium List 1 Accent 5" w:semiHidden="0" w:uiPriority="65" w:unhideWhenUsed="0"/>
+    <w:lsdException w:name="Medium List 2 Accent 5" w:semiHidden="0" w:uiPriority="66" w:unhideWhenUsed="0"/>
+    <w:lsdException w:name="Medium Grid 1 Accent 5" w:semiHidden="0" w:uiPriority="67" w:unhideWhenUsed="0"/>
+    <w:lsdException w:name="Medium Grid 2 Accent 5" w:semiHidden="0" w:uiPriority="68" w:unhideWhenUsed="0"/>
+    <w:lsdException w:name="Medium Grid 3 Accent 5" w:semiHidden="0" w:uiPriority="69" w:unhideWhenUsed="0"/>
+    <w:lsdException w:name="Dark List Accent 5" w:semiHidden="0" w:uiPriority="70" w:unhideWhenUsed="0"/>
+    <w:lsdException w:name="Colorful Shading Accent 5" w:semiHidden="0" w:uiPriority="71" w:unhideWhenUsed="0"/>
+    <w:lsdException w:name="Colorful List Accent 5" w:semiHidden="0" w:uiPriority="72" w:unhideWhenUsed="0"/>
+    <w:lsdException w:name="Colorful Grid Accent 5" w:semiHidden="0" w:uiPriority="73" w:unhideWhenUsed="0"/>
+    <w:lsdException w:name="Light Shading Accent 6" w:semiHidden="0" w:uiPriority="60" w:unhideWhenUsed="0"/>
+    <w:lsdException w:name="Light List Accent 6" w:semiHidden="0" w:uiPriority="61" w:unhideWhenUsed="0"/>
+    <w:lsdException w:name="Light Grid Accent 6" w:semiHidden="0" w:uiPriority="62" w:unhideWhenUsed="0"/>
+    <w:lsdException w:name="Medium Shading 1 Accent 6" w:semiHidden="0" w:uiPriority="63" w:unhideWhenUsed="0"/>
+    <w:lsdException w:name="Medium Shading 2 Accent 6" w:semiHidden="0" w:uiPriority="64" w:unhideWhenUsed="0"/>
+    <w:lsdException w:name="Medium List 1 Accent 6" w:semiHidden="0" w:uiPriority="65" w:unhideWhenUsed="0"/>
+    <w:lsdException w:name="Medium List 2 Accent 6" w:semiHidden="0" w:uiPriority="66" w:unhideWhenUsed="0"/>
+    <w:lsdException w:name="Medium Grid 1 Accent 6" w:semiHidden="0" w:uiPriority="67" w:unhideWhenUsed="0"/>
+    <w:lsdException w:name="Medium Grid 2 Accent 6" w:semiHidden="0" w:uiPriority="68" w:unhideWhenUsed="0"/>
+    <w:lsdException w:name="Medium Grid 3 Accent 6" w:semiHidden="0" w:uiPriority="69" w:unhideWhenUsed="0"/>
+    <w:lsdException w:name="Dark List Accent 6" w:semiHidden="0" w:uiPriority="70" w:unhideWhenUsed="0"/>
+    <w:lsdException w:name="Colorful Shading Accent 6" w:semiHidden="0" w:uiPriority="71" w:unhideWhenUsed="0"/>
+    <w:lsdException w:name="Colorful List Accent 6" w:semiHidden="0" w:uiPriority="72" w:unhideWhenUsed="0"/>
+    <w:lsdException w:name="Colorful Grid Accent 6" w:semiHidden="0" w:uiPriority="73" w:unhideWhenUsed="0"/>
+    <w:lsdException w:name="Subtle Emphasis" w:semiHidden="0" w:uiPriority="19" w:unhideWhenUsed="0" w:qFormat="1"/>
+    <w:lsdException w:name="Intense Emphasis" w:semiHidden="0" w:uiPriority="21" w:unhideWhenUsed="0" w:qFormat="1"/>
+    <w:lsdException w:name="Subtle Reference" w:semiHidden="0" w:uiPriority="31" w:unhideWhenUsed="0" w:qFormat="1"/>
+    <w:lsdException w:name="Intense Reference" w:semiHidden="0" w:uiPriority="32" w:unhideWhenUsed="0" w:qFormat="1"/>
+    <w:lsdException w:name="Book Title" w:semiHidden="0" w:uiPriority="33" w:unhideWhenUsed="0" w:qFormat="1"/>
+    <w:lsdException w:name="Bibliography" w:uiPriority="37"/>
+    <w:lsdException w:name="TOC Heading" w:uiPriority="39" w:qFormat="1"/>
   </w:latentStyles>
   <w:style w:type="paragraph" w:default="1" w:styleId="Normal">
     <w:name w:val="Normal"/>
@@ -21486,6 +21275,404 @@
       <w:color w:val="4F81BD"/>
       <w:sz w:val="28"/>
       <w:szCs w:val="28"/>
+    </w:rPr>
+  </w:style>
+  <w:style w:type="paragraph" w:styleId="BalloonText">
+    <w:name w:val="Balloon Text"/>
+    <w:basedOn w:val="Normal"/>
+    <w:link w:val="BalloonTextChar"/>
+    <w:uiPriority w:val="99"/>
+    <w:semiHidden/>
+    <w:unhideWhenUsed/>
+    <w:rsid w:val="00702328"/>
+    <w:rPr>
+      <w:rFonts w:ascii="Tahoma" w:hAnsi="Tahoma" w:cs="Tahoma"/>
+      <w:sz w:val="16"/>
+      <w:szCs w:val="16"/>
+    </w:rPr>
+  </w:style>
+  <w:style w:type="character" w:customStyle="1" w:styleId="BalloonTextChar">
+    <w:name w:val="Balloon Text Char"/>
+    <w:basedOn w:val="DefaultParagraphFont"/>
+    <w:link w:val="BalloonText"/>
+    <w:uiPriority w:val="99"/>
+    <w:semiHidden/>
+    <w:rsid w:val="00702328"/>
+    <w:rPr>
+      <w:rFonts w:ascii="Tahoma" w:hAnsi="Tahoma" w:cs="Tahoma"/>
+      <w:sz w:val="16"/>
+      <w:szCs w:val="16"/>
+    </w:rPr>
+  </w:style>
+</w:styles>
+</file>
+
+<file path=word/stylesWithEffects.xml><?xml version="1.0" encoding="utf-8"?>
+<w:styles xmlns:wpc="http://schemas.microsoft.com/office/word/2010/wordprocessingCanvas" xmlns:mc="http://schemas.openxmlformats.org/markup-compatibility/2006" xmlns:o="urn:schemas-microsoft-com:office:office" xmlns:r="http://schemas.openxmlformats.org/officeDocument/2006/relationships" xmlns:m="http://schemas.openxmlformats.org/officeDocument/2006/math" xmlns:v="urn:schemas-microsoft-com:vml" xmlns:wp14="http://schemas.microsoft.com/office/word/2010/wordprocessingDrawing" xmlns:wp="http://schemas.openxmlformats.org/drawingml/2006/wordprocessingDrawing" xmlns:w10="urn:schemas-microsoft-com:office:word" xmlns:w="http://schemas.openxmlformats.org/wordprocessingml/2006/main" xmlns:w14="http://schemas.microsoft.com/office/word/2010/wordml" xmlns:wpg="http://schemas.microsoft.com/office/word/2010/wordprocessingGroup" xmlns:wpi="http://schemas.microsoft.com/office/word/2010/wordprocessingInk" xmlns:wne="http://schemas.microsoft.com/office/word/2006/wordml" xmlns:wps="http://schemas.microsoft.com/office/word/2010/wordprocessingShape" mc:Ignorable="w14 wp14">
+  <w:docDefaults>
+    <w:rPrDefault>
+      <w:rPr>
+        <w:rFonts w:ascii="Times New Roman" w:eastAsia="Times New Roman" w:hAnsi="Times New Roman" w:cs="Times New Roman"/>
+        <w:sz w:val="26"/>
+        <w:szCs w:val="26"/>
+        <w:lang w:val="en-US" w:eastAsia="en-US" w:bidi="ar-SA"/>
+      </w:rPr>
+    </w:rPrDefault>
+    <w:pPrDefault>
+      <w:pPr>
+        <w:widowControl w:val="0"/>
+      </w:pPr>
+    </w:pPrDefault>
+  </w:docDefaults>
+  <w:latentStyles w:defLockedState="0" w:defUIPriority="99" w:defSemiHidden="1" w:defUnhideWhenUsed="1" w:defQFormat="0" w:count="267">
+    <w:lsdException w:name="Normal" w:semiHidden="0" w:uiPriority="0" w:unhideWhenUsed="0" w:qFormat="1"/>
+    <w:lsdException w:name="heading 1" w:semiHidden="0" w:uiPriority="9" w:unhideWhenUsed="0" w:qFormat="1"/>
+    <w:lsdException w:name="heading 2" w:uiPriority="9" w:qFormat="1"/>
+    <w:lsdException w:name="heading 3" w:uiPriority="9" w:qFormat="1"/>
+    <w:lsdException w:name="heading 4" w:uiPriority="9" w:qFormat="1"/>
+    <w:lsdException w:name="heading 5" w:uiPriority="9" w:qFormat="1"/>
+    <w:lsdException w:name="heading 6" w:uiPriority="9" w:qFormat="1"/>
+    <w:lsdException w:name="heading 7" w:uiPriority="9" w:qFormat="1"/>
+    <w:lsdException w:name="heading 8" w:uiPriority="9" w:qFormat="1"/>
+    <w:lsdException w:name="heading 9" w:uiPriority="9" w:qFormat="1"/>
+    <w:lsdException w:name="toc 1" w:uiPriority="39"/>
+    <w:lsdException w:name="toc 2" w:uiPriority="39"/>
+    <w:lsdException w:name="toc 3" w:uiPriority="39"/>
+    <w:lsdException w:name="toc 4" w:uiPriority="39"/>
+    <w:lsdException w:name="toc 5" w:uiPriority="39"/>
+    <w:lsdException w:name="toc 6" w:uiPriority="39"/>
+    <w:lsdException w:name="toc 7" w:uiPriority="39"/>
+    <w:lsdException w:name="toc 8" w:uiPriority="39"/>
+    <w:lsdException w:name="toc 9" w:uiPriority="39"/>
+    <w:lsdException w:name="caption" w:uiPriority="35" w:qFormat="1"/>
+    <w:lsdException w:name="Title" w:semiHidden="0" w:uiPriority="10" w:unhideWhenUsed="0" w:qFormat="1"/>
+    <w:lsdException w:name="Default Paragraph Font" w:uiPriority="1"/>
+    <w:lsdException w:name="Subtitle" w:semiHidden="0" w:uiPriority="11" w:unhideWhenUsed="0" w:qFormat="1"/>
+    <w:lsdException w:name="Strong" w:semiHidden="0" w:uiPriority="22" w:unhideWhenUsed="0" w:qFormat="1"/>
+    <w:lsdException w:name="Emphasis" w:semiHidden="0" w:uiPriority="20" w:unhideWhenUsed="0" w:qFormat="1"/>
+    <w:lsdException w:name="Table Grid" w:semiHidden="0" w:uiPriority="39" w:unhideWhenUsed="0"/>
+    <w:lsdException w:name="Placeholder Text" w:unhideWhenUsed="0"/>
+    <w:lsdException w:name="No Spacing" w:semiHidden="0" w:uiPriority="1" w:unhideWhenUsed="0" w:qFormat="1"/>
+    <w:lsdException w:name="Light Shading" w:semiHidden="0" w:uiPriority="60" w:unhideWhenUsed="0"/>
+    <w:lsdException w:name="Light List" w:semiHidden="0" w:uiPriority="61" w:unhideWhenUsed="0"/>
+    <w:lsdException w:name="Light Grid" w:semiHidden="0" w:uiPriority="62" w:unhideWhenUsed="0"/>
+    <w:lsdException w:name="Medium Shading 1" w:semiHidden="0" w:uiPriority="63" w:unhideWhenUsed="0"/>
+    <w:lsdException w:name="Medium Shading 2" w:semiHidden="0" w:uiPriority="64" w:unhideWhenUsed="0"/>
+    <w:lsdException w:name="Medium List 1" w:semiHidden="0" w:uiPriority="65" w:unhideWhenUsed="0"/>
+    <w:lsdException w:name="Medium List 2" w:semiHidden="0" w:uiPriority="66" w:unhideWhenUsed="0"/>
+    <w:lsdException w:name="Medium Grid 1" w:semiHidden="0" w:uiPriority="67" w:unhideWhenUsed="0"/>
+    <w:lsdException w:name="Medium Grid 2" w:semiHidden="0" w:uiPriority="68" w:unhideWhenUsed="0"/>
+    <w:lsdException w:name="Medium Grid 3" w:semiHidden="0" w:uiPriority="69" w:unhideWhenUsed="0"/>
+    <w:lsdException w:name="Dark List" w:semiHidden="0" w:uiPriority="70" w:unhideWhenUsed="0"/>
+    <w:lsdException w:name="Colorful Shading" w:semiHidden="0" w:uiPriority="71" w:unhideWhenUsed="0"/>
+    <w:lsdException w:name="Colorful List" w:semiHidden="0" w:uiPriority="72" w:unhideWhenUsed="0"/>
+    <w:lsdException w:name="Colorful Grid" w:semiHidden="0" w:uiPriority="73" w:unhideWhenUsed="0"/>
+    <w:lsdException w:name="Light Shading Accent 1" w:semiHidden="0" w:uiPriority="60" w:unhideWhenUsed="0"/>
+    <w:lsdException w:name="Light List Accent 1" w:semiHidden="0" w:uiPriority="61" w:unhideWhenUsed="0"/>
+    <w:lsdException w:name="Light Grid Accent 1" w:semiHidden="0" w:uiPriority="62" w:unhideWhenUsed="0"/>
+    <w:lsdException w:name="Medium Shading 1 Accent 1" w:semiHidden="0" w:uiPriority="63" w:unhideWhenUsed="0"/>
+    <w:lsdException w:name="Medium Shading 2 Accent 1" w:semiHidden="0" w:uiPriority="64" w:unhideWhenUsed="0"/>
+    <w:lsdException w:name="Medium List 1 Accent 1" w:semiHidden="0" w:uiPriority="65" w:unhideWhenUsed="0"/>
+    <w:lsdException w:name="Revision" w:unhideWhenUsed="0"/>
+    <w:lsdException w:name="List Paragraph" w:semiHidden="0" w:uiPriority="34" w:unhideWhenUsed="0" w:qFormat="1"/>
+    <w:lsdException w:name="Quote" w:semiHidden="0" w:uiPriority="29" w:unhideWhenUsed="0" w:qFormat="1"/>
+    <w:lsdException w:name="Intense Quote" w:semiHidden="0" w:uiPriority="30" w:unhideWhenUsed="0" w:qFormat="1"/>
+    <w:lsdException w:name="Medium List 2 Accent 1" w:semiHidden="0" w:uiPriority="66" w:unhideWhenUsed="0"/>
+    <w:lsdException w:name="Medium Grid 1 Accent 1" w:semiHidden="0" w:uiPriority="67" w:unhideWhenUsed="0"/>
+    <w:lsdException w:name="Medium Grid 2 Accent 1" w:semiHidden="0" w:uiPriority="68" w:unhideWhenUsed="0"/>
+    <w:lsdException w:name="Medium Grid 3 Accent 1" w:semiHidden="0" w:uiPriority="69" w:unhideWhenUsed="0"/>
+    <w:lsdException w:name="Dark List Accent 1" w:semiHidden="0" w:uiPriority="70" w:unhideWhenUsed="0"/>
+    <w:lsdException w:name="Colorful Shading Accent 1" w:semiHidden="0" w:uiPriority="71" w:unhideWhenUsed="0"/>
+    <w:lsdException w:name="Colorful List Accent 1" w:semiHidden="0" w:uiPriority="72" w:unhideWhenUsed="0"/>
+    <w:lsdException w:name="Colorful Grid Accent 1" w:semiHidden="0" w:uiPriority="73" w:unhideWhenUsed="0"/>
+    <w:lsdException w:name="Light Shading Accent 2" w:semiHidden="0" w:uiPriority="60" w:unhideWhenUsed="0"/>
+    <w:lsdException w:name="Light List Accent 2" w:semiHidden="0" w:uiPriority="61" w:unhideWhenUsed="0"/>
+    <w:lsdException w:name="Light Grid Accent 2" w:semiHidden="0" w:uiPriority="62" w:unhideWhenUsed="0"/>
+    <w:lsdException w:name="Medium Shading 1 Accent 2" w:semiHidden="0" w:uiPriority="63" w:unhideWhenUsed="0"/>
+    <w:lsdException w:name="Medium Shading 2 Accent 2" w:semiHidden="0" w:uiPriority="64" w:unhideWhenUsed="0"/>
+    <w:lsdException w:name="Medium List 1 Accent 2" w:semiHidden="0" w:uiPriority="65" w:unhideWhenUsed="0"/>
+    <w:lsdException w:name="Medium List 2 Accent 2" w:semiHidden="0" w:uiPriority="66" w:unhideWhenUsed="0"/>
+    <w:lsdException w:name="Medium Grid 1 Accent 2" w:semiHidden="0" w:uiPriority="67" w:unhideWhenUsed="0"/>
+    <w:lsdException w:name="Medium Grid 2 Accent 2" w:semiHidden="0" w:uiPriority="68" w:unhideWhenUsed="0"/>
+    <w:lsdException w:name="Medium Grid 3 Accent 2" w:semiHidden="0" w:uiPriority="69" w:unhideWhenUsed="0"/>
+    <w:lsdException w:name="Dark List Accent 2" w:semiHidden="0" w:uiPriority="70" w:unhideWhenUsed="0"/>
+    <w:lsdException w:name="Colorful Shading Accent 2" w:semiHidden="0" w:uiPriority="71" w:unhideWhenUsed="0"/>
+    <w:lsdException w:name="Colorful List Accent 2" w:semiHidden="0" w:uiPriority="72" w:unhideWhenUsed="0"/>
+    <w:lsdException w:name="Colorful Grid Accent 2" w:semiHidden="0" w:uiPriority="73" w:unhideWhenUsed="0"/>
+    <w:lsdException w:name="Light Shading Accent 3" w:semiHidden="0" w:uiPriority="60" w:unhideWhenUsed="0"/>
+    <w:lsdException w:name="Light List Accent 3" w:semiHidden="0" w:uiPriority="61" w:unhideWhenUsed="0"/>
+    <w:lsdException w:name="Light Grid Accent 3" w:semiHidden="0" w:uiPriority="62" w:unhideWhenUsed="0"/>
+    <w:lsdException w:name="Medium Shading 1 Accent 3" w:semiHidden="0" w:uiPriority="63" w:unhideWhenUsed="0"/>
+    <w:lsdException w:name="Medium Shading 2 Accent 3" w:semiHidden="0" w:uiPriority="64" w:unhideWhenUsed="0"/>
+    <w:lsdException w:name="Medium List 1 Accent 3" w:semiHidden="0" w:uiPriority="65" w:unhideWhenUsed="0"/>
+    <w:lsdException w:name="Medium List 2 Accent 3" w:semiHidden="0" w:uiPriority="66" w:unhideWhenUsed="0"/>
+    <w:lsdException w:name="Medium Grid 1 Accent 3" w:semiHidden="0" w:uiPriority="67" w:unhideWhenUsed="0"/>
+    <w:lsdException w:name="Medium Grid 2 Accent 3" w:semiHidden="0" w:uiPriority="68" w:unhideWhenUsed="0"/>
+    <w:lsdException w:name="Medium Grid 3 Accent 3" w:semiHidden="0" w:uiPriority="69" w:unhideWhenUsed="0"/>
+    <w:lsdException w:name="Dark List Accent 3" w:semiHidden="0" w:uiPriority="70" w:unhideWhenUsed="0"/>
+    <w:lsdException w:name="Colorful Shading Accent 3" w:semiHidden="0" w:uiPriority="71" w:unhideWhenUsed="0"/>
+    <w:lsdException w:name="Colorful List Accent 3" w:semiHidden="0" w:uiPriority="72" w:unhideWhenUsed="0"/>
+    <w:lsdException w:name="Colorful Grid Accent 3" w:semiHidden="0" w:uiPriority="73" w:unhideWhenUsed="0"/>
+    <w:lsdException w:name="Light Shading Accent 4" w:semiHidden="0" w:uiPriority="60" w:unhideWhenUsed="0"/>
+    <w:lsdException w:name="Light List Accent 4" w:semiHidden="0" w:uiPriority="61" w:unhideWhenUsed="0"/>
+    <w:lsdException w:name="Light Grid Accent 4" w:semiHidden="0" w:uiPriority="62" w:unhideWhenUsed="0"/>
+    <w:lsdException w:name="Medium Shading 1 Accent 4" w:semiHidden="0" w:uiPriority="63" w:unhideWhenUsed="0"/>
+    <w:lsdException w:name="Medium Shading 2 Accent 4" w:semiHidden="0" w:uiPriority="64" w:unhideWhenUsed="0"/>
+    <w:lsdException w:name="Medium List 1 Accent 4" w:semiHidden="0" w:uiPriority="65" w:unhideWhenUsed="0"/>
+    <w:lsdException w:name="Medium List 2 Accent 4" w:semiHidden="0" w:uiPriority="66" w:unhideWhenUsed="0"/>
+    <w:lsdException w:name="Medium Grid 1 Accent 4" w:semiHidden="0" w:uiPriority="67" w:unhideWhenUsed="0"/>
+    <w:lsdException w:name="Medium Grid 2 Accent 4" w:semiHidden="0" w:uiPriority="68" w:unhideWhenUsed="0"/>
+    <w:lsdException w:name="Medium Grid 3 Accent 4" w:semiHidden="0" w:uiPriority="69" w:unhideWhenUsed="0"/>
+    <w:lsdException w:name="Dark List Accent 4" w:semiHidden="0" w:uiPriority="70" w:unhideWhenUsed="0"/>
+    <w:lsdException w:name="Colorful Shading Accent 4" w:semiHidden="0" w:uiPriority="71" w:unhideWhenUsed="0"/>
+    <w:lsdException w:name="Colorful List Accent 4" w:semiHidden="0" w:uiPriority="72" w:unhideWhenUsed="0"/>
+    <w:lsdException w:name="Colorful Grid Accent 4" w:semiHidden="0" w:uiPriority="73" w:unhideWhenUsed="0"/>
+    <w:lsdException w:name="Light Shading Accent 5" w:semiHidden="0" w:uiPriority="60" w:unhideWhenUsed="0"/>
+    <w:lsdException w:name="Light List Accent 5" w:semiHidden="0" w:uiPriority="61" w:unhideWhenUsed="0"/>
+    <w:lsdException w:name="Light Grid Accent 5" w:semiHidden="0" w:uiPriority="62" w:unhideWhenUsed="0"/>
+    <w:lsdException w:name="Medium Shading 1 Accent 5" w:semiHidden="0" w:uiPriority="63" w:unhideWhenUsed="0"/>
+    <w:lsdException w:name="Medium Shading 2 Accent 5" w:semiHidden="0" w:uiPriority="64" w:unhideWhenUsed="0"/>
+    <w:lsdException w:name="Medium List 1 Accent 5" w:semiHidden="0" w:uiPriority="65" w:unhideWhenUsed="0"/>
+    <w:lsdException w:name="Medium List 2 Accent 5" w:semiHidden="0" w:uiPriority="66" w:unhideWhenUsed="0"/>
+    <w:lsdException w:name="Medium Grid 1 Accent 5" w:semiHidden="0" w:uiPriority="67" w:unhideWhenUsed="0"/>
+    <w:lsdException w:name="Medium Grid 2 Accent 5" w:semiHidden="0" w:uiPriority="68" w:unhideWhenUsed="0"/>
+    <w:lsdException w:name="Medium Grid 3 Accent 5" w:semiHidden="0" w:uiPriority="69" w:unhideWhenUsed="0"/>
+    <w:lsdException w:name="Dark List Accent 5" w:semiHidden="0" w:uiPriority="70" w:unhideWhenUsed="0"/>
+    <w:lsdException w:name="Colorful Shading Accent 5" w:semiHidden="0" w:uiPriority="71" w:unhideWhenUsed="0"/>
+    <w:lsdException w:name="Colorful List Accent 5" w:semiHidden="0" w:uiPriority="72" w:unhideWhenUsed="0"/>
+    <w:lsdException w:name="Colorful Grid Accent 5" w:semiHidden="0" w:uiPriority="73" w:unhideWhenUsed="0"/>
+    <w:lsdException w:name="Light Shading Accent 6" w:semiHidden="0" w:uiPriority="60" w:unhideWhenUsed="0"/>
+    <w:lsdException w:name="Light List Accent 6" w:semiHidden="0" w:uiPriority="61" w:unhideWhenUsed="0"/>
+    <w:lsdException w:name="Light Grid Accent 6" w:semiHidden="0" w:uiPriority="62" w:unhideWhenUsed="0"/>
+    <w:lsdException w:name="Medium Shading 1 Accent 6" w:semiHidden="0" w:uiPriority="63" w:unhideWhenUsed="0"/>
+    <w:lsdException w:name="Medium Shading 2 Accent 6" w:semiHidden="0" w:uiPriority="64" w:unhideWhenUsed="0"/>
+    <w:lsdException w:name="Medium List 1 Accent 6" w:semiHidden="0" w:uiPriority="65" w:unhideWhenUsed="0"/>
+    <w:lsdException w:name="Medium List 2 Accent 6" w:semiHidden="0" w:uiPriority="66" w:unhideWhenUsed="0"/>
+    <w:lsdException w:name="Medium Grid 1 Accent 6" w:semiHidden="0" w:uiPriority="67" w:unhideWhenUsed="0"/>
+    <w:lsdException w:name="Medium Grid 2 Accent 6" w:semiHidden="0" w:uiPriority="68" w:unhideWhenUsed="0"/>
+    <w:lsdException w:name="Medium Grid 3 Accent 6" w:semiHidden="0" w:uiPriority="69" w:unhideWhenUsed="0"/>
+    <w:lsdException w:name="Dark List Accent 6" w:semiHidden="0" w:uiPriority="70" w:unhideWhenUsed="0"/>
+    <w:lsdException w:name="Colorful Shading Accent 6" w:semiHidden="0" w:uiPriority="71" w:unhideWhenUsed="0"/>
+    <w:lsdException w:name="Colorful List Accent 6" w:semiHidden="0" w:uiPriority="72" w:unhideWhenUsed="0"/>
+    <w:lsdException w:name="Colorful Grid Accent 6" w:semiHidden="0" w:uiPriority="73" w:unhideWhenUsed="0"/>
+    <w:lsdException w:name="Subtle Emphasis" w:semiHidden="0" w:uiPriority="19" w:unhideWhenUsed="0" w:qFormat="1"/>
+    <w:lsdException w:name="Intense Emphasis" w:semiHidden="0" w:uiPriority="21" w:unhideWhenUsed="0" w:qFormat="1"/>
+    <w:lsdException w:name="Subtle Reference" w:semiHidden="0" w:uiPriority="31" w:unhideWhenUsed="0" w:qFormat="1"/>
+    <w:lsdException w:name="Intense Reference" w:semiHidden="0" w:uiPriority="32" w:unhideWhenUsed="0" w:qFormat="1"/>
+    <w:lsdException w:name="Book Title" w:semiHidden="0" w:uiPriority="33" w:unhideWhenUsed="0" w:qFormat="1"/>
+    <w:lsdException w:name="Bibliography" w:uiPriority="37"/>
+    <w:lsdException w:name="TOC Heading" w:uiPriority="39" w:qFormat="1"/>
+  </w:latentStyles>
+  <w:style w:type="paragraph" w:default="1" w:styleId="Normal">
+    <w:name w:val="Normal"/>
+    <w:qFormat/>
+  </w:style>
+  <w:style w:type="paragraph" w:styleId="Heading1">
+    <w:name w:val="heading 1"/>
+    <w:basedOn w:val="Normal"/>
+    <w:next w:val="Normal"/>
+    <w:uiPriority w:val="9"/>
+    <w:qFormat/>
+    <w:pPr>
+      <w:spacing w:before="120" w:after="1000"/>
+      <w:ind w:left="548" w:hanging="346"/>
+      <w:jc w:val="center"/>
+      <w:outlineLvl w:val="0"/>
+    </w:pPr>
+    <w:rPr>
+      <w:b/>
+      <w:sz w:val="64"/>
+      <w:szCs w:val="64"/>
+    </w:rPr>
+  </w:style>
+  <w:style w:type="paragraph" w:styleId="Heading2">
+    <w:name w:val="heading 2"/>
+    <w:basedOn w:val="Normal"/>
+    <w:next w:val="Normal"/>
+    <w:uiPriority w:val="9"/>
+    <w:semiHidden/>
+    <w:unhideWhenUsed/>
+    <w:qFormat/>
+    <w:pPr>
+      <w:spacing w:before="120" w:after="120"/>
+      <w:ind w:left="288"/>
+      <w:outlineLvl w:val="1"/>
+    </w:pPr>
+    <w:rPr>
+      <w:b/>
+      <w:sz w:val="32"/>
+      <w:szCs w:val="32"/>
+    </w:rPr>
+  </w:style>
+  <w:style w:type="paragraph" w:styleId="Heading3">
+    <w:name w:val="heading 3"/>
+    <w:basedOn w:val="Normal"/>
+    <w:next w:val="Normal"/>
+    <w:uiPriority w:val="9"/>
+    <w:semiHidden/>
+    <w:unhideWhenUsed/>
+    <w:qFormat/>
+    <w:pPr>
+      <w:spacing w:before="120" w:after="120"/>
+      <w:ind w:left="792" w:hanging="360"/>
+      <w:outlineLvl w:val="2"/>
+    </w:pPr>
+    <w:rPr>
+      <w:b/>
+      <w:sz w:val="28"/>
+      <w:szCs w:val="28"/>
+    </w:rPr>
+  </w:style>
+  <w:style w:type="paragraph" w:styleId="Heading4">
+    <w:name w:val="heading 4"/>
+    <w:basedOn w:val="Normal"/>
+    <w:next w:val="Normal"/>
+    <w:uiPriority w:val="9"/>
+    <w:semiHidden/>
+    <w:unhideWhenUsed/>
+    <w:qFormat/>
+    <w:pPr>
+      <w:spacing w:before="120" w:after="120"/>
+      <w:ind w:left="288"/>
+      <w:outlineLvl w:val="3"/>
+    </w:pPr>
+    <w:rPr>
+      <w:b/>
+      <w:i/>
+      <w:sz w:val="28"/>
+      <w:szCs w:val="28"/>
+    </w:rPr>
+  </w:style>
+  <w:style w:type="paragraph" w:styleId="Heading5">
+    <w:name w:val="heading 5"/>
+    <w:basedOn w:val="Normal"/>
+    <w:next w:val="Normal"/>
+    <w:uiPriority w:val="9"/>
+    <w:semiHidden/>
+    <w:unhideWhenUsed/>
+    <w:qFormat/>
+    <w:pPr>
+      <w:keepNext/>
+      <w:keepLines/>
+      <w:widowControl/>
+      <w:spacing w:before="40" w:line="259" w:lineRule="auto"/>
+      <w:outlineLvl w:val="4"/>
+    </w:pPr>
+    <w:rPr>
+      <w:i/>
+      <w:color w:val="000000"/>
+      <w:sz w:val="28"/>
+      <w:szCs w:val="28"/>
+    </w:rPr>
+  </w:style>
+  <w:style w:type="paragraph" w:styleId="Heading6">
+    <w:name w:val="heading 6"/>
+    <w:basedOn w:val="Normal"/>
+    <w:next w:val="Normal"/>
+    <w:uiPriority w:val="9"/>
+    <w:semiHidden/>
+    <w:unhideWhenUsed/>
+    <w:qFormat/>
+    <w:pPr>
+      <w:keepNext/>
+      <w:keepLines/>
+      <w:widowControl/>
+      <w:spacing w:before="40" w:line="259" w:lineRule="auto"/>
+      <w:outlineLvl w:val="5"/>
+    </w:pPr>
+    <w:rPr>
+      <w:rFonts w:ascii="Cambria" w:eastAsia="Cambria" w:hAnsi="Cambria" w:cs="Cambria"/>
+      <w:i/>
+      <w:smallCaps/>
+      <w:color w:val="244061"/>
+      <w:sz w:val="22"/>
+      <w:szCs w:val="22"/>
+    </w:rPr>
+  </w:style>
+  <w:style w:type="character" w:default="1" w:styleId="DefaultParagraphFont">
+    <w:name w:val="Default Paragraph Font"/>
+    <w:uiPriority w:val="1"/>
+    <w:semiHidden/>
+    <w:unhideWhenUsed/>
+  </w:style>
+  <w:style w:type="table" w:default="1" w:styleId="TableNormal">
+    <w:name w:val="Normal Table"/>
+    <w:uiPriority w:val="99"/>
+    <w:semiHidden/>
+    <w:unhideWhenUsed/>
+    <w:tblPr>
+      <w:tblInd w:w="0" w:type="dxa"/>
+      <w:tblCellMar>
+        <w:top w:w="0" w:type="dxa"/>
+        <w:left w:w="108" w:type="dxa"/>
+        <w:bottom w:w="0" w:type="dxa"/>
+        <w:right w:w="108" w:type="dxa"/>
+      </w:tblCellMar>
+    </w:tblPr>
+  </w:style>
+  <w:style w:type="numbering" w:default="1" w:styleId="NoList">
+    <w:name w:val="No List"/>
+    <w:uiPriority w:val="99"/>
+    <w:semiHidden/>
+    <w:unhideWhenUsed/>
+  </w:style>
+  <w:style w:type="paragraph" w:styleId="Title">
+    <w:name w:val="Title"/>
+    <w:basedOn w:val="Normal"/>
+    <w:next w:val="Normal"/>
+    <w:uiPriority w:val="10"/>
+    <w:qFormat/>
+    <w:pPr>
+      <w:widowControl/>
+      <w:jc w:val="center"/>
+    </w:pPr>
+    <w:rPr>
+      <w:rFonts w:ascii="Bodoni" w:eastAsia="Bodoni" w:hAnsi="Bodoni" w:cs="Bodoni"/>
+      <w:b/>
+    </w:rPr>
+  </w:style>
+  <w:style w:type="paragraph" w:styleId="Subtitle">
+    <w:name w:val="Subtitle"/>
+    <w:basedOn w:val="Normal"/>
+    <w:next w:val="Normal"/>
+    <w:uiPriority w:val="11"/>
+    <w:qFormat/>
+    <w:pPr>
+      <w:widowControl/>
+      <w:spacing w:after="240"/>
+    </w:pPr>
+    <w:rPr>
+      <w:rFonts w:ascii="Cambria" w:eastAsia="Cambria" w:hAnsi="Cambria" w:cs="Cambria"/>
+      <w:color w:val="4F81BD"/>
+      <w:sz w:val="28"/>
+      <w:szCs w:val="28"/>
+    </w:rPr>
+  </w:style>
+  <w:style w:type="paragraph" w:styleId="BalloonText">
+    <w:name w:val="Balloon Text"/>
+    <w:basedOn w:val="Normal"/>
+    <w:link w:val="BalloonTextChar"/>
+    <w:uiPriority w:val="99"/>
+    <w:semiHidden/>
+    <w:unhideWhenUsed/>
+    <w:rsid w:val="00702328"/>
+    <w:rPr>
+      <w:rFonts w:ascii="Tahoma" w:hAnsi="Tahoma" w:cs="Tahoma"/>
+      <w:sz w:val="16"/>
+      <w:szCs w:val="16"/>
+    </w:rPr>
+  </w:style>
+  <w:style w:type="character" w:customStyle="1" w:styleId="BalloonTextChar">
+    <w:name w:val="Balloon Text Char"/>
+    <w:basedOn w:val="DefaultParagraphFont"/>
+    <w:link w:val="BalloonText"/>
+    <w:uiPriority w:val="99"/>
+    <w:semiHidden/>
+    <w:rsid w:val="00702328"/>
+    <w:rPr>
+      <w:rFonts w:ascii="Tahoma" w:hAnsi="Tahoma" w:cs="Tahoma"/>
+      <w:sz w:val="16"/>
+      <w:szCs w:val="16"/>
     </w:rPr>
   </w:style>
 </w:styles>
